--- a/servers/apps/surveyact/templates/bast-spk/template-spk.docx
+++ b/servers/apps/surveyact/templates/bast-spk/template-spk.docx
@@ -164,6 +164,7 @@
         <w:rPr>
           <w:b/>
           <w:bCs/>
+          <w:color w:val="FF0000"/>
           <w:sz w:val="24"/>
           <w:szCs w:val="24"/>
         </w:rPr>
@@ -173,6 +174,7 @@
         <w:rPr>
           <w:b/>
           <w:bCs/>
+          <w:color w:val="FF0000"/>
           <w:sz w:val="24"/>
           <w:szCs w:val="24"/>
         </w:rPr>
@@ -325,7 +327,7 @@
               <w:spacing w:after="0" w:line="240" w:lineRule="auto"/>
               <w:rPr>
                 <w:rFonts w:ascii="Calibri" w:eastAsia="Times New Roman" w:hAnsi="Calibri" w:cs="Calibri"/>
-                <w:color w:val="000000"/>
+                <w:color w:val="FF0000"/>
                 <w:kern w:val="0"/>
                 <w:lang w:eastAsia="en-ID"/>
                 <w14:ligatures w14:val="none"/>
@@ -334,7 +336,7 @@
             <w:r>
               <w:rPr>
                 <w:rFonts w:ascii="Calibri" w:eastAsia="Times New Roman" w:hAnsi="Calibri" w:cs="Calibri"/>
-                <w:color w:val="000000"/>
+                <w:color w:val="FF0000"/>
                 <w:kern w:val="0"/>
                 <w:lang w:eastAsia="en-ID"/>
                 <w14:ligatures w14:val="none"/>
@@ -525,6 +527,7 @@
             <w:r>
               <w:rPr>
                 <w:rFonts w:ascii="Calibri" w:eastAsia="Times New Roman" w:hAnsi="Calibri" w:cs="Calibri"/>
+                <w:color w:val="FF0000"/>
                 <w:kern w:val="0"/>
                 <w:lang w:eastAsia="en-ID"/>
                 <w14:ligatures w14:val="none"/>
@@ -559,53 +562,12 @@
             <w:r>
               <w:rPr>
                 <w:rFonts w:ascii="Calibri" w:eastAsia="Times New Roman" w:hAnsi="Calibri" w:cs="Calibri"/>
-                <w:color w:val="EE0000"/>
+                <w:color w:val="FF0000"/>
                 <w:kern w:val="0"/>
                 <w:lang w:eastAsia="en-ID"/>
                 <w14:ligatures w14:val="none"/>
               </w:rPr>
-              <w:fldChar w:fldCharType="begin"/>
-            </w:r>
-            <w:r>
-              <w:rPr>
-                <w:rFonts w:ascii="Calibri" w:eastAsia="Times New Roman" w:hAnsi="Calibri" w:cs="Calibri"/>
-                <w:color w:val="EE0000"/>
-                <w:kern w:val="0"/>
-                <w:lang w:eastAsia="en-ID"/>
-                <w14:ligatures w14:val="none"/>
-              </w:rPr>
-              <w:instrText xml:space="preserve"> MERGEFIELD "Deskripsi_Pekerjaan_Lain" </w:instrText>
-            </w:r>
-            <w:r>
-              <w:rPr>
-                <w:rFonts w:ascii="Calibri" w:eastAsia="Times New Roman" w:hAnsi="Calibri" w:cs="Calibri"/>
-                <w:color w:val="EE0000"/>
-                <w:kern w:val="0"/>
-                <w:lang w:eastAsia="en-ID"/>
-                <w14:ligatures w14:val="none"/>
-              </w:rPr>
-              <w:fldChar w:fldCharType="separate"/>
-            </w:r>
-            <w:r>
-              <w:rPr>
-                <w:rFonts w:ascii="Calibri" w:eastAsia="Times New Roman" w:hAnsi="Calibri" w:cs="Calibri"/>
-                <w:noProof/>
-                <w:color w:val="EE0000"/>
-                <w:kern w:val="0"/>
-                <w:lang w:eastAsia="en-ID"/>
-                <w14:ligatures w14:val="none"/>
-              </w:rPr>
-              <w:t>Wiraswastawan</w:t>
-            </w:r>
-            <w:r>
-              <w:rPr>
-                <w:rFonts w:ascii="Calibri" w:eastAsia="Times New Roman" w:hAnsi="Calibri" w:cs="Calibri"/>
-                <w:color w:val="EE0000"/>
-                <w:kern w:val="0"/>
-                <w:lang w:eastAsia="en-ID"/>
-                <w14:ligatures w14:val="none"/>
-              </w:rPr>
-              <w:fldChar w:fldCharType="end"/>
+              <w:t>{pekerjaanPetugas}</w:t>
             </w:r>
             <w:r>
               <w:rPr>
@@ -635,7 +597,7 @@
                 <w:lang w:eastAsia="en-ID"/>
                 <w14:ligatures w14:val="none"/>
               </w:rPr>
-              <w:fldChar w:fldCharType="begin"/>
+              <w:t>{desaTinggalPetugas}</w:t>
             </w:r>
             <w:r>
               <w:rPr>
@@ -645,7 +607,7 @@
                 <w:lang w:eastAsia="en-ID"/>
                 <w14:ligatures w14:val="none"/>
               </w:rPr>
-              <w:instrText xml:space="preserve"> MERGEFIELD Alamat_Detail </w:instrText>
+              <w:fldChar w:fldCharType="begin"/>
             </w:r>
             <w:r>
               <w:rPr>
@@ -655,18 +617,17 @@
                 <w:lang w:eastAsia="en-ID"/>
                 <w14:ligatures w14:val="none"/>
               </w:rPr>
-              <w:fldChar w:fldCharType="separate"/>
+              <w:instrText xml:space="preserve"> MERGEFIELD Alamat_Detail </w:instrText>
             </w:r>
             <w:r>
               <w:rPr>
                 <w:rFonts w:ascii="Calibri" w:eastAsia="Times New Roman" w:hAnsi="Calibri" w:cs="Calibri"/>
-                <w:noProof/>
-                <w:color w:val="EE0000"/>
+                <w:color w:val="000000"/>
                 <w:kern w:val="0"/>
                 <w:lang w:eastAsia="en-ID"/>
                 <w14:ligatures w14:val="none"/>
               </w:rPr>
-              <w:t>Desa Pangkul</w:t>
+              <w:fldChar w:fldCharType="separate"/>
             </w:r>
             <w:r>
               <w:rPr>
@@ -767,10 +728,19 @@
         <w:t xml:space="preserve">6 Bulan </w:t>
       </w:r>
       <w:r>
+        <w:rPr>
+          <w:color w:val="FF0000"/>
+        </w:rPr>
         <w:t>{bulan}</w:t>
       </w:r>
       <w:r>
-        <w:t xml:space="preserve"> pada Badan Pusat Statistik </w:t>
+        <w:rPr>
+          <w:color w:val="FF0000"/>
+        </w:rPr>
+        <w:t xml:space="preserve"> </w:t>
+      </w:r>
+      <w:r>
+        <w:t xml:space="preserve">pada Badan Pusat Statistik </w:t>
       </w:r>
       <w:r>
         <w:t>Kabupaten Muara Enim</w:t>
@@ -859,190 +829,238 @@
         <w:t xml:space="preserve">6 Bulan </w:t>
       </w:r>
       <w:r>
-        <w:t>{</w:t>
-      </w:r>
-      <w:r>
-        <w:t>bulan</w:t>
-      </w:r>
-      <w:r>
+        <w:rPr>
+          <w:color w:val="FF0000"/>
+        </w:rPr>
+        <w:t>{bulan}</w:t>
+      </w:r>
+      <w:r>
+        <w:rPr>
+          <w:color w:val="FF0000"/>
+        </w:rPr>
+        <w:t xml:space="preserve"> </w:t>
+      </w:r>
+      <w:bookmarkStart w:id="1" w:name="_Hlk181698840"/>
+      <w:r>
+        <w:t xml:space="preserve">pada Badan Pusat Statistik </w:t>
+      </w:r>
+      <w:bookmarkEnd w:id="1"/>
+      <w:r>
+        <w:t>Kabupaten Muara Enim</w:t>
+      </w:r>
+      <w:r>
+        <w:t xml:space="preserve">, dengan lingkup pekerjaan yang ditetapkan oleh </w:t>
+      </w:r>
+      <w:r>
+        <w:rPr>
+          <w:b/>
+          <w:bCs/>
+        </w:rPr>
+        <w:t>PIHAK</w:t>
+      </w:r>
+      <w:r>
+        <w:t xml:space="preserve"> </w:t>
+      </w:r>
+      <w:r>
+        <w:rPr>
+          <w:b/>
+          <w:bCs/>
+        </w:rPr>
+        <w:t>PERTAMA</w:t>
+      </w:r>
+      <w:r>
+        <w:t>.</w:t>
+      </w:r>
+    </w:p>
+    <w:p>
+      <w:pPr>
+        <w:jc w:val="center"/>
+        <w:rPr>
+          <w:b/>
+          <w:bCs/>
+        </w:rPr>
+      </w:pPr>
+      <w:r>
+        <w:rPr>
+          <w:b/>
+          <w:bCs/>
+        </w:rPr>
+        <w:t>Pasal 2</w:t>
+      </w:r>
+    </w:p>
+    <w:p>
+      <w:pPr>
+        <w:jc w:val="both"/>
+      </w:pPr>
+      <w:bookmarkStart w:id="2" w:name="_Hlk181698881"/>
+      <w:r>
+        <w:t>Ruang lingkup pekerjaan dalam Perjanjian ini mengacu pada wilayah kerja dan beban kerja sebagaimana tertuang dalam lampiran Perjanjian</w:t>
+      </w:r>
+      <w:r>
+        <w:t>,</w:t>
+      </w:r>
+      <w:r>
+        <w:t xml:space="preserve"> Pedoman Petugas Lapangan Wilayah Kegiata</w:t>
+      </w:r>
+      <w:r>
+        <w:t xml:space="preserve">n Survei/Sensus </w:t>
+      </w:r>
+      <w:r>
+        <w:t>Tahun 202</w:t>
+      </w:r>
+      <w:r>
+        <w:t xml:space="preserve">6 Bulan </w:t>
+      </w:r>
+      <w:r>
+        <w:rPr>
+          <w:color w:val="FF0000"/>
+        </w:rPr>
+        <w:t>{bulan}</w:t>
+      </w:r>
+      <w:r>
+        <w:rPr>
+          <w:color w:val="FF0000"/>
+        </w:rPr>
+        <w:t xml:space="preserve"> </w:t>
+      </w:r>
+      <w:r>
+        <w:t xml:space="preserve">pada Badan Pusat Statistik </w:t>
+      </w:r>
+      <w:r>
+        <w:t>Kabupaten Muara Enim</w:t>
+      </w:r>
+      <w:r>
+        <w:t xml:space="preserve">, dan ketentuan-ketentuan yang ditetapkan oleh </w:t>
+      </w:r>
+      <w:r>
+        <w:rPr>
+          <w:b/>
+          <w:bCs/>
+        </w:rPr>
+        <w:t>PIHAK PERTAMA</w:t>
+      </w:r>
+      <w:bookmarkEnd w:id="2"/>
+      <w:r>
+        <w:t>.</w:t>
+      </w:r>
+    </w:p>
+    <w:p>
+      <w:pPr>
+        <w:jc w:val="center"/>
+        <w:rPr>
+          <w:b/>
+          <w:bCs/>
+        </w:rPr>
+      </w:pPr>
+      <w:r>
+        <w:rPr>
+          <w:b/>
+          <w:bCs/>
+        </w:rPr>
+        <w:t>Pasal 3</w:t>
+      </w:r>
+    </w:p>
+    <w:p>
+      <w:pPr>
+        <w:jc w:val="both"/>
+      </w:pPr>
+      <w:r>
+        <w:t xml:space="preserve">Jangka Waktu Perjanjian terhitung </w:t>
+      </w:r>
+      <w:r>
+        <w:t>tanggal</w:t>
+      </w:r>
+      <w:r>
+        <w:t xml:space="preserve"> </w:t>
+      </w:r>
+      <w:r>
+        <w:rPr>
+          <w:color w:val="FF0000"/>
+        </w:rPr>
+        <w:t>{tanggal</w:t>
+      </w:r>
+      <w:r>
+        <w:rPr>
+          <w:color w:val="FF0000"/>
+        </w:rPr>
+        <w:t>Mulai</w:t>
+      </w:r>
+      <w:r>
+        <w:rPr>
+          <w:color w:val="FF0000"/>
+        </w:rPr>
         <w:t>}</w:t>
       </w:r>
       <w:r>
+        <w:rPr>
+          <w:color w:val="FF0000"/>
+        </w:rPr>
         <w:t xml:space="preserve"> </w:t>
       </w:r>
-      <w:bookmarkStart w:id="1" w:name="_Hlk181698840"/>
-      <w:r>
-        <w:t xml:space="preserve">pada Badan Pusat Statistik </w:t>
-      </w:r>
-      <w:bookmarkEnd w:id="1"/>
-      <w:r>
-        <w:t>Kabupaten Muara Enim</w:t>
-      </w:r>
-      <w:r>
-        <w:t xml:space="preserve">, dengan lingkup pekerjaan yang ditetapkan oleh </w:t>
-      </w:r>
-      <w:r>
-        <w:rPr>
-          <w:b/>
-          <w:bCs/>
-        </w:rPr>
-        <w:t>PIHAK</w:t>
-      </w:r>
-      <w:r>
+      <w:r>
+        <w:rPr>
+          <w:color w:val="FF0000"/>
+        </w:rPr>
+        <w:t>{bula</w:t>
+      </w:r>
+      <w:r>
+        <w:rPr>
+          <w:color w:val="FF0000"/>
+        </w:rPr>
+        <w:t>n</w:t>
+      </w:r>
+      <w:r>
+        <w:rPr>
+          <w:color w:val="FF0000"/>
+        </w:rPr>
+        <w:t>}</w:t>
+      </w:r>
+      <w:r>
+        <w:rPr>
+          <w:color w:val="FF0000"/>
+        </w:rPr>
         <w:t xml:space="preserve"> </w:t>
       </w:r>
       <w:r>
-        <w:rPr>
-          <w:b/>
-          <w:bCs/>
-        </w:rPr>
-        <w:t>PERTAMA</w:t>
-      </w:r>
-      <w:r>
-        <w:t>.</w:t>
-      </w:r>
-    </w:p>
-    <w:p>
-      <w:pPr>
-        <w:jc w:val="center"/>
-        <w:rPr>
-          <w:b/>
-          <w:bCs/>
-        </w:rPr>
-      </w:pPr>
-      <w:r>
-        <w:rPr>
-          <w:b/>
-          <w:bCs/>
-        </w:rPr>
-        <w:t>Pasal 2</w:t>
-      </w:r>
-    </w:p>
-    <w:p>
-      <w:pPr>
-        <w:jc w:val="both"/>
-      </w:pPr>
-      <w:bookmarkStart w:id="2" w:name="_Hlk181698881"/>
-      <w:r>
-        <w:t>Ruang lingkup pekerjaan dalam Perjanjian ini mengacu pada wilayah kerja dan beban kerja sebagaimana tertuang dalam lampiran Perjanjian</w:t>
-      </w:r>
-      <w:r>
-        <w:t>,</w:t>
-      </w:r>
-      <w:r>
-        <w:t xml:space="preserve"> Pedoman Petugas Lapangan Wilayah Kegiata</w:t>
-      </w:r>
-      <w:r>
-        <w:t xml:space="preserve">n Survei/Sensus </w:t>
-      </w:r>
-      <w:r>
-        <w:t>Tahun 202</w:t>
-      </w:r>
-      <w:r>
-        <w:t xml:space="preserve">6 Bulan </w:t>
-      </w:r>
-      <w:r>
+        <w:t>sampai dengan tanggal</w:t>
+      </w:r>
+      <w:r>
+        <w:t xml:space="preserve"> </w:t>
+      </w:r>
+      <w:r>
+        <w:rPr>
+          <w:color w:val="FF0000"/>
+        </w:rPr>
+        <w:t>{tanggal</w:t>
+      </w:r>
+      <w:r>
+        <w:rPr>
+          <w:color w:val="FF0000"/>
+        </w:rPr>
+        <w:t>Selesai</w:t>
+      </w:r>
+      <w:r>
+        <w:rPr>
+          <w:color w:val="FF0000"/>
+        </w:rPr>
+        <w:t>}</w:t>
+      </w:r>
+      <w:r>
+        <w:rPr>
+          <w:color w:val="FF0000"/>
+        </w:rPr>
+        <w:t xml:space="preserve"> </w:t>
+      </w:r>
+      <w:r>
+        <w:rPr>
+          <w:color w:val="FF0000"/>
+        </w:rPr>
         <w:t>{bulan}</w:t>
       </w:r>
       <w:r>
-        <w:t xml:space="preserve"> </w:t>
-      </w:r>
-      <w:r>
-        <w:t xml:space="preserve">pada Badan Pusat Statistik </w:t>
-      </w:r>
-      <w:r>
-        <w:t>Kabupaten Muara Enim</w:t>
-      </w:r>
-      <w:r>
-        <w:t xml:space="preserve">, dan ketentuan-ketentuan yang ditetapkan oleh </w:t>
-      </w:r>
-      <w:r>
-        <w:rPr>
-          <w:b/>
-          <w:bCs/>
-        </w:rPr>
-        <w:t>PIHAK PERTAMA</w:t>
-      </w:r>
-      <w:bookmarkEnd w:id="2"/>
-      <w:r>
-        <w:t>.</w:t>
-      </w:r>
-    </w:p>
-    <w:p>
-      <w:pPr>
-        <w:jc w:val="center"/>
-        <w:rPr>
-          <w:b/>
-          <w:bCs/>
-        </w:rPr>
-      </w:pPr>
-      <w:r>
-        <w:rPr>
-          <w:b/>
-          <w:bCs/>
-        </w:rPr>
-        <w:t>Pasal 3</w:t>
-      </w:r>
-    </w:p>
-    <w:p>
-      <w:pPr>
-        <w:jc w:val="both"/>
-      </w:pPr>
-      <w:r>
-        <w:t xml:space="preserve">Jangka Waktu Perjanjian terhitung </w:t>
-      </w:r>
-      <w:r>
-        <w:t>tanggal</w:t>
-      </w:r>
-      <w:r>
-        <w:t xml:space="preserve"> </w:t>
-      </w:r>
-      <w:r>
-        <w:t>{tanggal</w:t>
-      </w:r>
-      <w:r>
-        <w:t>Mulai</w:t>
-      </w:r>
-      <w:r>
-        <w:t>}</w:t>
-      </w:r>
-      <w:r>
-        <w:t xml:space="preserve"> </w:t>
-      </w:r>
-      <w:r>
-        <w:t>{bula</w:t>
-      </w:r>
-      <w:r>
-        <w:t>n</w:t>
-      </w:r>
-      <w:r>
-        <w:t>}</w:t>
-      </w:r>
-      <w:r>
-        <w:t xml:space="preserve"> </w:t>
-      </w:r>
-      <w:r>
-        <w:t>sampai dengan tanggal</w:t>
-      </w:r>
-      <w:r>
-        <w:t xml:space="preserve"> </w:t>
-      </w:r>
-      <w:r>
-        <w:t>{tanggal</w:t>
-      </w:r>
-      <w:r>
-        <w:t>Selesai</w:t>
-      </w:r>
-      <w:r>
-        <w:t>}</w:t>
-      </w:r>
-      <w:r>
-        <w:t xml:space="preserve"> </w:t>
-      </w:r>
-      <w:r>
-        <w:t>{bulan}</w:t>
-      </w:r>
-      <w:r>
+        <w:rPr>
+          <w:color w:val="FF0000"/>
+        </w:rPr>
         <w:t xml:space="preserve"> </w:t>
       </w:r>
       <w:r>
@@ -1155,106 +1173,76 @@
       </w:r>
       <w:r>
         <w:rPr>
-          <w:color w:val="EE0000"/>
+          <w:color w:val="FF0000"/>
         </w:rPr>
         <w:fldChar w:fldCharType="begin"/>
       </w:r>
       <w:r>
         <w:rPr>
-          <w:color w:val="EE0000"/>
+          <w:color w:val="FF0000"/>
         </w:rPr>
         <w:instrText xml:space="preserve"> MERGEFIELD Honor </w:instrText>
       </w:r>
       <w:r>
         <w:rPr>
-          <w:color w:val="EE0000"/>
+          <w:color w:val="FF0000"/>
         </w:rPr>
         <w:fldChar w:fldCharType="separate"/>
       </w:r>
       <w:r>
         <w:rPr>
           <w:noProof/>
-          <w:color w:val="EE0000"/>
-        </w:rPr>
-        <w:t>Rp. 264.000.00,-</w:t>
+          <w:color w:val="FF0000"/>
+        </w:rPr>
+        <w:t xml:space="preserve">Rp. </w:t>
       </w:r>
       <w:r>
         <w:rPr>
           <w:noProof/>
-          <w:color w:val="EE0000"/>
+          <w:color w:val="FF0000"/>
+        </w:rPr>
+        <w:t>{honorTotalAll}</w:t>
+      </w:r>
+      <w:r>
+        <w:rPr>
+          <w:noProof/>
+          <w:color w:val="FF0000"/>
+        </w:rPr>
+        <w:t>,-</w:t>
+      </w:r>
+      <w:r>
+        <w:rPr>
+          <w:noProof/>
+          <w:color w:val="FF0000"/>
         </w:rPr>
         <w:fldChar w:fldCharType="end"/>
       </w:r>
       <w:r>
         <w:rPr>
-          <w:color w:val="EE0000"/>
+          <w:color w:val="FF0000"/>
         </w:rPr>
         <w:t xml:space="preserve"> </w:t>
       </w:r>
       <w:r>
         <w:rPr>
-          <w:color w:val="EE0000"/>
+          <w:color w:val="FF0000"/>
         </w:rPr>
         <w:t>(</w:t>
       </w:r>
       <w:r>
         <w:rPr>
-          <w:color w:val="EE0000"/>
-        </w:rPr>
-        <w:fldChar w:fldCharType="begin"/>
-      </w:r>
-      <w:r>
-        <w:rPr>
-          <w:color w:val="EE0000"/>
-        </w:rPr>
-        <w:instrText xml:space="preserve"> MERGEFIELD "Terbilang" </w:instrText>
-      </w:r>
-      <w:r>
-        <w:rPr>
-          <w:color w:val="EE0000"/>
-        </w:rPr>
-        <w:fldChar w:fldCharType="separate"/>
-      </w:r>
-      <w:r>
-        <w:rPr>
-          <w:noProof/>
-          <w:color w:val="EE0000"/>
-        </w:rPr>
-        <w:t>Dua Ratus Enam Puluh Empat</w:t>
-      </w:r>
-      <w:r>
-        <w:rPr>
-          <w:noProof/>
-          <w:color w:val="EE0000"/>
-        </w:rPr>
-        <w:fldChar w:fldCharType="end"/>
-      </w:r>
-      <w:r>
-        <w:rPr>
-          <w:color w:val="EE0000"/>
-        </w:rPr>
-        <w:t xml:space="preserve"> </w:t>
-      </w:r>
-      <w:r>
-        <w:rPr>
-          <w:color w:val="EE0000"/>
-        </w:rPr>
-        <w:t>Ribu</w:t>
-      </w:r>
-      <w:r>
-        <w:rPr>
-          <w:color w:val="EE0000"/>
-        </w:rPr>
-        <w:t xml:space="preserve"> </w:t>
-      </w:r>
-      <w:r>
-        <w:rPr>
-          <w:color w:val="EE0000"/>
-        </w:rPr>
-        <w:t>Rupiah)</w:t>
-      </w:r>
-      <w:r>
-        <w:t xml:space="preserve"> untuk pekerjaan sebagaimana dimaksud dalam </w:t>
+          <w:color w:val="FF0000"/>
+        </w:rPr>
+        <w:t xml:space="preserve">{honorTotalAllTerbilang} </w:t>
+      </w:r>
+      <w:r>
+        <w:rPr>
+          <w:color w:val="FF0000"/>
+        </w:rPr>
+        <w:t xml:space="preserve">Rupiah) </w:t>
+      </w:r>
+      <w:r>
+        <w:t xml:space="preserve">untuk pekerjaan sebagaimana dimaksud dalam </w:t>
       </w:r>
       <w:r>
         <w:t>P</w:t>
@@ -1592,91 +1580,73 @@
       </w:r>
       <w:r>
         <w:rPr>
-          <w:color w:val="EE0000"/>
+          <w:color w:val="FF0000"/>
         </w:rPr>
         <w:fldChar w:fldCharType="begin"/>
       </w:r>
       <w:r>
         <w:rPr>
-          <w:color w:val="EE0000"/>
+          <w:color w:val="FF0000"/>
         </w:rPr>
         <w:instrText xml:space="preserve"> MERGEFIELD Honor </w:instrText>
       </w:r>
       <w:r>
         <w:rPr>
-          <w:color w:val="EE0000"/>
+          <w:color w:val="FF0000"/>
         </w:rPr>
         <w:fldChar w:fldCharType="separate"/>
       </w:r>
       <w:r>
         <w:rPr>
           <w:noProof/>
-          <w:color w:val="EE0000"/>
-        </w:rPr>
-        <w:t>Rp. 264.000.00,-</w:t>
+          <w:color w:val="FF0000"/>
+        </w:rPr>
+        <w:t>Rp.</w:t>
       </w:r>
       <w:r>
         <w:rPr>
           <w:noProof/>
-          <w:color w:val="EE0000"/>
+          <w:color w:val="FF0000"/>
+        </w:rPr>
+        <w:t>{honorTotalAll}</w:t>
+      </w:r>
+      <w:r>
+        <w:rPr>
+          <w:noProof/>
+          <w:color w:val="FF0000"/>
+        </w:rPr>
+        <w:t>,-</w:t>
+      </w:r>
+      <w:r>
+        <w:rPr>
+          <w:noProof/>
+          <w:color w:val="FF0000"/>
         </w:rPr>
         <w:fldChar w:fldCharType="end"/>
       </w:r>
       <w:r>
         <w:rPr>
-          <w:color w:val="EE0000"/>
+          <w:color w:val="FF0000"/>
         </w:rPr>
         <w:t xml:space="preserve"> </w:t>
       </w:r>
       <w:r>
         <w:rPr>
-          <w:color w:val="EE0000"/>
+          <w:color w:val="FF0000"/>
         </w:rPr>
         <w:t>(</w:t>
       </w:r>
       <w:r>
         <w:rPr>
-          <w:color w:val="EE0000"/>
-        </w:rPr>
-        <w:fldChar w:fldCharType="begin"/>
-      </w:r>
-      <w:r>
-        <w:rPr>
-          <w:color w:val="EE0000"/>
-        </w:rPr>
-        <w:instrText xml:space="preserve"> MERGEFIELD Terbilang </w:instrText>
-      </w:r>
-      <w:r>
-        <w:rPr>
-          <w:color w:val="EE0000"/>
-        </w:rPr>
-        <w:fldChar w:fldCharType="separate"/>
-      </w:r>
-      <w:r>
-        <w:rPr>
-          <w:noProof/>
-          <w:color w:val="EE0000"/>
-        </w:rPr>
-        <w:t>Dua Ratus Enam Puluh Empat</w:t>
-      </w:r>
-      <w:r>
-        <w:rPr>
-          <w:noProof/>
-          <w:color w:val="EE0000"/>
-        </w:rPr>
-        <w:fldChar w:fldCharType="end"/>
-      </w:r>
-      <w:r>
-        <w:rPr>
-          <w:color w:val="EE0000"/>
-        </w:rPr>
-        <w:t xml:space="preserve"> </w:t>
-      </w:r>
-      <w:r>
-        <w:rPr>
-          <w:color w:val="EE0000"/>
-        </w:rPr>
-        <w:t>Ribu Rupiah)</w:t>
+          <w:color w:val="FF0000"/>
+        </w:rPr>
+        <w:t>{honorTotalAllTerbilang} Rupiah</w:t>
+      </w:r>
+      <w:r>
+        <w:rPr>
+          <w:color w:val="FF0000"/>
+        </w:rPr>
+        <w:t>)</w:t>
       </w:r>
       <w:r>
         <w:t>.</w:t>
@@ -2373,7 +2343,7 @@
             <w:r>
               <w:rPr>
                 <w:rFonts w:ascii="Calibri" w:eastAsia="Times New Roman" w:hAnsi="Calibri" w:cs="Calibri"/>
-                <w:color w:val="000000"/>
+                <w:color w:val="FF0000"/>
                 <w:kern w:val="0"/>
                 <w:lang w:eastAsia="en-ID"/>
                 <w14:ligatures w14:val="none"/>
@@ -2413,7 +2383,7 @@
         <w:rPr>
           <w:b/>
           <w:bCs/>
-          <w:color w:val="EE0000"/>
+          <w:color w:val="000000" w:themeColor="text1"/>
           <w:sz w:val="28"/>
           <w:szCs w:val="28"/>
         </w:rPr>
@@ -2422,7 +2392,7 @@
         <w:rPr>
           <w:b/>
           <w:bCs/>
-          <w:color w:val="EE0000"/>
+          <w:color w:val="000000" w:themeColor="text1"/>
           <w:sz w:val="28"/>
           <w:szCs w:val="28"/>
         </w:rPr>
@@ -2434,6 +2404,7 @@
         <w:rPr>
           <w:b/>
           <w:bCs/>
+          <w:color w:val="000000" w:themeColor="text1"/>
           <w:sz w:val="28"/>
           <w:szCs w:val="28"/>
         </w:rPr>
@@ -2442,6 +2413,7 @@
         <w:rPr>
           <w:b/>
           <w:bCs/>
+          <w:color w:val="000000" w:themeColor="text1"/>
           <w:sz w:val="28"/>
           <w:szCs w:val="28"/>
         </w:rPr>
@@ -2451,6 +2423,7 @@
         <w:rPr>
           <w:b/>
           <w:bCs/>
+          <w:color w:val="000000" w:themeColor="text1"/>
           <w:sz w:val="28"/>
           <w:szCs w:val="28"/>
         </w:rPr>
@@ -2460,6 +2433,7 @@
         <w:rPr>
           <w:b/>
           <w:bCs/>
+          <w:color w:val="000000" w:themeColor="text1"/>
           <w:sz w:val="28"/>
           <w:szCs w:val="28"/>
         </w:rPr>
@@ -2469,6 +2443,7 @@
         <w:rPr>
           <w:b/>
           <w:bCs/>
+          <w:color w:val="000000" w:themeColor="text1"/>
           <w:sz w:val="28"/>
           <w:szCs w:val="28"/>
         </w:rPr>
@@ -2478,6 +2453,7 @@
         <w:rPr>
           <w:b/>
           <w:bCs/>
+          <w:color w:val="000000" w:themeColor="text1"/>
           <w:sz w:val="28"/>
           <w:szCs w:val="28"/>
         </w:rPr>
@@ -2489,6 +2465,7 @@
             <w:rStyle w:val="Hyperlink"/>
             <w:b/>
             <w:bCs/>
+            <w:color w:val="000000" w:themeColor="text1"/>
             <w:sz w:val="28"/>
             <w:szCs w:val="28"/>
           </w:rPr>
@@ -2499,11 +2476,36 @@
         <w:rPr>
           <w:b/>
           <w:bCs/>
+          <w:color w:val="000000" w:themeColor="text1"/>
           <w:sz w:val="28"/>
           <w:szCs w:val="28"/>
         </w:rPr>
         <w:t xml:space="preserve"> MITRA BULANAN sesuai dengan nama yang ada di SPK buat setiap akhir bulan sebelum bulan pelaksanaan. Misal SPK bulan Juli sudah harus dibuat diakhir bulan Juni.</w:t>
       </w:r>
+    </w:p>
+    <w:p>
+      <w:pPr>
+        <w:rPr>
+          <w:b/>
+          <w:bCs/>
+        </w:rPr>
+      </w:pPr>
+    </w:p>
+    <w:p>
+      <w:pPr>
+        <w:rPr>
+          <w:b/>
+          <w:bCs/>
+        </w:rPr>
+      </w:pPr>
+    </w:p>
+    <w:p>
+      <w:pPr>
+        <w:rPr>
+          <w:b/>
+          <w:bCs/>
+        </w:rPr>
+      </w:pPr>
     </w:p>
     <w:p>
       <w:pPr>
@@ -2663,6 +2665,919 @@
         </w:sectPr>
       </w:pPr>
     </w:p>
+    <w:tbl>
+      <w:tblPr>
+        <w:tblStyle w:val="TableGrid"/>
+        <w:tblW w:w="0" w:type="auto"/>
+        <w:tblInd w:w="8784" w:type="dxa"/>
+        <w:tblBorders>
+          <w:top w:val="none" w:sz="0" w:space="0" w:color="auto"/>
+          <w:left w:val="none" w:sz="0" w:space="0" w:color="auto"/>
+          <w:bottom w:val="none" w:sz="0" w:space="0" w:color="auto"/>
+          <w:right w:val="none" w:sz="0" w:space="0" w:color="auto"/>
+          <w:insideH w:val="none" w:sz="0" w:space="0" w:color="auto"/>
+          <w:insideV w:val="none" w:sz="0" w:space="0" w:color="auto"/>
+        </w:tblBorders>
+        <w:tblLook w:val="04A0" w:firstRow="1" w:lastRow="0" w:firstColumn="1" w:lastColumn="0" w:noHBand="0" w:noVBand="1"/>
+      </w:tblPr>
+      <w:tblGrid>
+        <w:gridCol w:w="902"/>
+        <w:gridCol w:w="4272"/>
+      </w:tblGrid>
+      <w:tr>
+        <w:tc>
+          <w:tcPr>
+            <w:tcW w:w="5164" w:type="dxa"/>
+            <w:gridSpan w:val="2"/>
+          </w:tcPr>
+          <w:p>
+            <w:r>
+              <w:lastRenderedPageBreak/>
+              <w:t>Lampiran</w:t>
+            </w:r>
+          </w:p>
+        </w:tc>
+      </w:tr>
+      <w:tr>
+        <w:tc>
+          <w:tcPr>
+            <w:tcW w:w="5164" w:type="dxa"/>
+            <w:gridSpan w:val="2"/>
+            <w:vAlign w:val="center"/>
+          </w:tcPr>
+          <w:p>
+            <w:r>
+              <w:t>Surat Perjanjian Kerja Petugas Lapangan Kegiatan Survei/Sensus Tahun 2026 Pada Badan Pusat Statistik Kabupaten Muara Enim</w:t>
+            </w:r>
+          </w:p>
+        </w:tc>
+      </w:tr>
+      <w:tr>
+        <w:tc>
+          <w:tcPr>
+            <w:tcW w:w="850" w:type="dxa"/>
+            <w:vAlign w:val="center"/>
+          </w:tcPr>
+          <w:p>
+            <w:r>
+              <w:t>Nomor:</w:t>
+            </w:r>
+          </w:p>
+        </w:tc>
+        <w:tc>
+          <w:tcPr>
+            <w:tcW w:w="4314" w:type="dxa"/>
+          </w:tcPr>
+          <w:p>
+            <w:pPr>
+              <w:rPr>
+                <w:color w:val="FF0000"/>
+              </w:rPr>
+            </w:pPr>
+            <w:r>
+              <w:rPr>
+                <w:color w:val="FF0000"/>
+              </w:rPr>
+              <w:t>{nomorLampiran}</w:t>
+            </w:r>
+          </w:p>
+        </w:tc>
+      </w:tr>
+    </w:tbl>
+    <w:p>
+      <w:pPr>
+        <w:jc w:val="right"/>
+        <w:rPr>
+          <w:b/>
+          <w:bCs/>
+        </w:rPr>
+      </w:pPr>
+    </w:p>
+    <w:p>
+      <w:pPr>
+        <w:jc w:val="center"/>
+        <w:rPr>
+          <w:b/>
+          <w:bCs/>
+        </w:rPr>
+      </w:pPr>
+      <w:r>
+        <w:rPr>
+          <w:b/>
+          <w:bCs/>
+        </w:rPr>
+        <w:t>DAFTAR URAIAN TUGAS, JANGKA WAKTU, NILAI PERJANJIAN DAN BEBAN ANGGARAN</w:t>
+      </w:r>
+    </w:p>
+    <w:tbl>
+      <w:tblPr>
+        <w:tblStyle w:val="TableGrid"/>
+        <w:tblW w:w="0" w:type="auto"/>
+        <w:tblLook w:val="04A0" w:firstRow="1" w:lastRow="0" w:firstColumn="1" w:lastColumn="0" w:noHBand="0" w:noVBand="1"/>
+      </w:tblPr>
+      <w:tblGrid>
+        <w:gridCol w:w="1738"/>
+        <w:gridCol w:w="1740"/>
+        <w:gridCol w:w="1742"/>
+        <w:gridCol w:w="1739"/>
+        <w:gridCol w:w="1740"/>
+        <w:gridCol w:w="1743"/>
+        <w:gridCol w:w="1743"/>
+        <w:gridCol w:w="1763"/>
+      </w:tblGrid>
+      <w:tr>
+        <w:trPr>
+          <w:trHeight w:val="226"/>
+        </w:trPr>
+        <w:tc>
+          <w:tcPr>
+            <w:tcW w:w="1743" w:type="dxa"/>
+            <w:vMerge w:val="restart"/>
+            <w:vAlign w:val="center"/>
+          </w:tcPr>
+          <w:p>
+            <w:pPr>
+              <w:jc w:val="center"/>
+            </w:pPr>
+            <w:r>
+              <w:t>No</w:t>
+            </w:r>
+          </w:p>
+        </w:tc>
+        <w:tc>
+          <w:tcPr>
+            <w:tcW w:w="1743" w:type="dxa"/>
+            <w:vMerge w:val="restart"/>
+            <w:vAlign w:val="center"/>
+          </w:tcPr>
+          <w:p>
+            <w:pPr>
+              <w:jc w:val="center"/>
+            </w:pPr>
+            <w:r>
+              <w:t>Uraian Tugas</w:t>
+            </w:r>
+          </w:p>
+        </w:tc>
+        <w:tc>
+          <w:tcPr>
+            <w:tcW w:w="1743" w:type="dxa"/>
+            <w:vMerge w:val="restart"/>
+            <w:vAlign w:val="center"/>
+          </w:tcPr>
+          <w:p>
+            <w:pPr>
+              <w:jc w:val="center"/>
+            </w:pPr>
+            <w:r>
+              <w:t>Jangka Waktu</w:t>
+            </w:r>
+          </w:p>
+        </w:tc>
+        <w:tc>
+          <w:tcPr>
+            <w:tcW w:w="3487" w:type="dxa"/>
+            <w:gridSpan w:val="2"/>
+            <w:vAlign w:val="center"/>
+          </w:tcPr>
+          <w:p>
+            <w:pPr>
+              <w:jc w:val="center"/>
+            </w:pPr>
+            <w:r>
+              <w:t>Target Pekerjaan</w:t>
+            </w:r>
+          </w:p>
+        </w:tc>
+        <w:tc>
+          <w:tcPr>
+            <w:tcW w:w="1744" w:type="dxa"/>
+            <w:vMerge w:val="restart"/>
+            <w:vAlign w:val="center"/>
+          </w:tcPr>
+          <w:p>
+            <w:pPr>
+              <w:jc w:val="center"/>
+            </w:pPr>
+            <w:r>
+              <w:t>Harga Satuan</w:t>
+            </w:r>
+          </w:p>
+          <w:p>
+            <w:pPr>
+              <w:jc w:val="center"/>
+            </w:pPr>
+            <w:r>
+              <w:t>(Rp)</w:t>
+            </w:r>
+          </w:p>
+        </w:tc>
+        <w:tc>
+          <w:tcPr>
+            <w:tcW w:w="1744" w:type="dxa"/>
+            <w:vMerge w:val="restart"/>
+            <w:vAlign w:val="center"/>
+          </w:tcPr>
+          <w:p>
+            <w:pPr>
+              <w:jc w:val="center"/>
+            </w:pPr>
+            <w:r>
+              <w:t>Nilai Perjanjian</w:t>
+            </w:r>
+          </w:p>
+          <w:p>
+            <w:pPr>
+              <w:jc w:val="center"/>
+            </w:pPr>
+            <w:r>
+              <w:t>(Rp)</w:t>
+            </w:r>
+          </w:p>
+        </w:tc>
+        <w:tc>
+          <w:tcPr>
+            <w:tcW w:w="1744" w:type="dxa"/>
+            <w:vMerge w:val="restart"/>
+            <w:vAlign w:val="center"/>
+          </w:tcPr>
+          <w:p>
+            <w:pPr>
+              <w:jc w:val="center"/>
+            </w:pPr>
+            <w:r>
+              <w:t>Beban Anggaran</w:t>
+            </w:r>
+          </w:p>
+        </w:tc>
+      </w:tr>
+      <w:tr>
+        <w:trPr>
+          <w:trHeight w:val="225"/>
+        </w:trPr>
+        <w:tc>
+          <w:tcPr>
+            <w:tcW w:w="1743" w:type="dxa"/>
+            <w:vMerge/>
+            <w:vAlign w:val="center"/>
+          </w:tcPr>
+          <w:p>
+            <w:pPr>
+              <w:jc w:val="center"/>
+            </w:pPr>
+          </w:p>
+        </w:tc>
+        <w:tc>
+          <w:tcPr>
+            <w:tcW w:w="1743" w:type="dxa"/>
+            <w:vMerge/>
+            <w:vAlign w:val="center"/>
+          </w:tcPr>
+          <w:p>
+            <w:pPr>
+              <w:jc w:val="center"/>
+            </w:pPr>
+          </w:p>
+        </w:tc>
+        <w:tc>
+          <w:tcPr>
+            <w:tcW w:w="1743" w:type="dxa"/>
+            <w:vMerge/>
+            <w:vAlign w:val="center"/>
+          </w:tcPr>
+          <w:p>
+            <w:pPr>
+              <w:jc w:val="center"/>
+            </w:pPr>
+          </w:p>
+        </w:tc>
+        <w:tc>
+          <w:tcPr>
+            <w:tcW w:w="1743" w:type="dxa"/>
+            <w:vAlign w:val="center"/>
+          </w:tcPr>
+          <w:p>
+            <w:pPr>
+              <w:jc w:val="center"/>
+            </w:pPr>
+            <w:r>
+              <w:t>Volume</w:t>
+            </w:r>
+          </w:p>
+        </w:tc>
+        <w:tc>
+          <w:tcPr>
+            <w:tcW w:w="1744" w:type="dxa"/>
+            <w:vAlign w:val="center"/>
+          </w:tcPr>
+          <w:p>
+            <w:pPr>
+              <w:jc w:val="center"/>
+            </w:pPr>
+            <w:r>
+              <w:t>Satuan</w:t>
+            </w:r>
+          </w:p>
+        </w:tc>
+        <w:tc>
+          <w:tcPr>
+            <w:tcW w:w="1744" w:type="dxa"/>
+            <w:vMerge/>
+            <w:vAlign w:val="center"/>
+          </w:tcPr>
+          <w:p>
+            <w:pPr>
+              <w:jc w:val="center"/>
+            </w:pPr>
+          </w:p>
+        </w:tc>
+        <w:tc>
+          <w:tcPr>
+            <w:tcW w:w="1744" w:type="dxa"/>
+            <w:vMerge/>
+            <w:vAlign w:val="center"/>
+          </w:tcPr>
+          <w:p>
+            <w:pPr>
+              <w:jc w:val="center"/>
+            </w:pPr>
+          </w:p>
+        </w:tc>
+        <w:tc>
+          <w:tcPr>
+            <w:tcW w:w="1744" w:type="dxa"/>
+            <w:vMerge/>
+            <w:vAlign w:val="center"/>
+          </w:tcPr>
+          <w:p>
+            <w:pPr>
+              <w:jc w:val="center"/>
+            </w:pPr>
+          </w:p>
+        </w:tc>
+      </w:tr>
+      <w:tr>
+        <w:tc>
+          <w:tcPr>
+            <w:tcW w:w="1743" w:type="dxa"/>
+            <w:vAlign w:val="center"/>
+          </w:tcPr>
+          <w:p>
+            <w:pPr>
+              <w:jc w:val="center"/>
+            </w:pPr>
+            <w:r>
+              <w:t>(1)</w:t>
+            </w:r>
+          </w:p>
+        </w:tc>
+        <w:tc>
+          <w:tcPr>
+            <w:tcW w:w="1743" w:type="dxa"/>
+            <w:vAlign w:val="center"/>
+          </w:tcPr>
+          <w:p>
+            <w:pPr>
+              <w:jc w:val="center"/>
+            </w:pPr>
+            <w:r>
+              <w:t>(2)</w:t>
+            </w:r>
+          </w:p>
+        </w:tc>
+        <w:tc>
+          <w:tcPr>
+            <w:tcW w:w="1743" w:type="dxa"/>
+            <w:vAlign w:val="center"/>
+          </w:tcPr>
+          <w:p>
+            <w:pPr>
+              <w:jc w:val="center"/>
+            </w:pPr>
+            <w:r>
+              <w:t>(3)</w:t>
+            </w:r>
+          </w:p>
+        </w:tc>
+        <w:tc>
+          <w:tcPr>
+            <w:tcW w:w="1743" w:type="dxa"/>
+            <w:vAlign w:val="center"/>
+          </w:tcPr>
+          <w:p>
+            <w:pPr>
+              <w:jc w:val="center"/>
+            </w:pPr>
+            <w:r>
+              <w:t>(4)</w:t>
+            </w:r>
+          </w:p>
+        </w:tc>
+        <w:tc>
+          <w:tcPr>
+            <w:tcW w:w="1744" w:type="dxa"/>
+            <w:vAlign w:val="center"/>
+          </w:tcPr>
+          <w:p>
+            <w:pPr>
+              <w:jc w:val="center"/>
+            </w:pPr>
+            <w:r>
+              <w:t>(5)</w:t>
+            </w:r>
+          </w:p>
+        </w:tc>
+        <w:tc>
+          <w:tcPr>
+            <w:tcW w:w="1744" w:type="dxa"/>
+            <w:vAlign w:val="center"/>
+          </w:tcPr>
+          <w:p>
+            <w:pPr>
+              <w:jc w:val="center"/>
+            </w:pPr>
+            <w:r>
+              <w:t>(6)</w:t>
+            </w:r>
+          </w:p>
+        </w:tc>
+        <w:tc>
+          <w:tcPr>
+            <w:tcW w:w="1744" w:type="dxa"/>
+            <w:vAlign w:val="center"/>
+          </w:tcPr>
+          <w:p>
+            <w:pPr>
+              <w:jc w:val="center"/>
+            </w:pPr>
+            <w:r>
+              <w:t>(7)</w:t>
+            </w:r>
+          </w:p>
+        </w:tc>
+        <w:tc>
+          <w:tcPr>
+            <w:tcW w:w="1744" w:type="dxa"/>
+            <w:vAlign w:val="center"/>
+          </w:tcPr>
+          <w:p>
+            <w:pPr>
+              <w:jc w:val="center"/>
+            </w:pPr>
+            <w:r>
+              <w:t>(8)</w:t>
+            </w:r>
+          </w:p>
+        </w:tc>
+      </w:tr>
+      <w:tr>
+        <w:tc>
+          <w:tcPr>
+            <w:tcW w:w="1743" w:type="dxa"/>
+            <w:vAlign w:val="center"/>
+          </w:tcPr>
+          <w:p>
+            <w:pPr>
+              <w:jc w:val="center"/>
+            </w:pPr>
+            <w:r>
+              <w:t>{#rows}</w:t>
+            </w:r>
+          </w:p>
+        </w:tc>
+        <w:tc>
+          <w:tcPr>
+            <w:tcW w:w="1743" w:type="dxa"/>
+            <w:vAlign w:val="center"/>
+          </w:tcPr>
+          <w:p>
+            <w:pPr>
+              <w:jc w:val="center"/>
+            </w:pPr>
+          </w:p>
+        </w:tc>
+        <w:tc>
+          <w:tcPr>
+            <w:tcW w:w="1743" w:type="dxa"/>
+            <w:vAlign w:val="center"/>
+          </w:tcPr>
+          <w:p>
+            <w:pPr>
+              <w:jc w:val="center"/>
+            </w:pPr>
+          </w:p>
+        </w:tc>
+        <w:tc>
+          <w:tcPr>
+            <w:tcW w:w="1743" w:type="dxa"/>
+            <w:vAlign w:val="center"/>
+          </w:tcPr>
+          <w:p>
+            <w:pPr>
+              <w:jc w:val="center"/>
+            </w:pPr>
+          </w:p>
+        </w:tc>
+        <w:tc>
+          <w:tcPr>
+            <w:tcW w:w="1744" w:type="dxa"/>
+            <w:vAlign w:val="center"/>
+          </w:tcPr>
+          <w:p>
+            <w:pPr>
+              <w:jc w:val="center"/>
+            </w:pPr>
+          </w:p>
+        </w:tc>
+        <w:tc>
+          <w:tcPr>
+            <w:tcW w:w="1744" w:type="dxa"/>
+            <w:vAlign w:val="center"/>
+          </w:tcPr>
+          <w:p>
+            <w:pPr>
+              <w:jc w:val="center"/>
+            </w:pPr>
+          </w:p>
+        </w:tc>
+        <w:tc>
+          <w:tcPr>
+            <w:tcW w:w="1744" w:type="dxa"/>
+            <w:vAlign w:val="center"/>
+          </w:tcPr>
+          <w:p>
+            <w:pPr>
+              <w:jc w:val="center"/>
+            </w:pPr>
+          </w:p>
+        </w:tc>
+        <w:tc>
+          <w:tcPr>
+            <w:tcW w:w="1744" w:type="dxa"/>
+            <w:vAlign w:val="center"/>
+          </w:tcPr>
+          <w:p>
+            <w:pPr>
+              <w:jc w:val="center"/>
+            </w:pPr>
+          </w:p>
+        </w:tc>
+      </w:tr>
+      <w:tr>
+        <w:tc>
+          <w:tcPr>
+            <w:tcW w:w="1743" w:type="dxa"/>
+            <w:vAlign w:val="center"/>
+          </w:tcPr>
+          <w:p>
+            <w:pPr>
+              <w:jc w:val="center"/>
+              <w:rPr>
+                <w:color w:val="FF0000"/>
+              </w:rPr>
+            </w:pPr>
+            <w:r>
+              <w:rPr>
+                <w:color w:val="FF0000"/>
+              </w:rPr>
+              <w:t>{</w:t>
+            </w:r>
+            <w:r>
+              <w:rPr>
+                <w:color w:val="FF0000"/>
+              </w:rPr>
+              <w:t>no</w:t>
+            </w:r>
+            <w:r>
+              <w:rPr>
+                <w:color w:val="FF0000"/>
+              </w:rPr>
+              <w:t>}</w:t>
+            </w:r>
+          </w:p>
+        </w:tc>
+        <w:tc>
+          <w:tcPr>
+            <w:tcW w:w="1743" w:type="dxa"/>
+            <w:vAlign w:val="center"/>
+          </w:tcPr>
+          <w:p>
+            <w:pPr>
+              <w:rPr>
+                <w:color w:val="FF0000"/>
+              </w:rPr>
+            </w:pPr>
+            <w:r>
+              <w:rPr>
+                <w:color w:val="FF0000"/>
+              </w:rPr>
+              <w:t>{Kegiatan}</w:t>
+            </w:r>
+          </w:p>
+        </w:tc>
+        <w:tc>
+          <w:tcPr>
+            <w:tcW w:w="1743" w:type="dxa"/>
+            <w:vAlign w:val="center"/>
+          </w:tcPr>
+          <w:p>
+            <w:pPr>
+              <w:jc w:val="center"/>
+              <w:rPr>
+                <w:color w:val="FF0000"/>
+              </w:rPr>
+            </w:pPr>
+            <w:r>
+              <w:rPr>
+                <w:color w:val="FF0000"/>
+              </w:rPr>
+              <w:t>{tanggalMulai} s.d {tanggalSelesai} {bulan} {tahun}</w:t>
+            </w:r>
+          </w:p>
+        </w:tc>
+        <w:tc>
+          <w:tcPr>
+            <w:tcW w:w="1743" w:type="dxa"/>
+            <w:vAlign w:val="center"/>
+          </w:tcPr>
+          <w:p>
+            <w:pPr>
+              <w:jc w:val="center"/>
+              <w:rPr>
+                <w:color w:val="FF0000"/>
+              </w:rPr>
+            </w:pPr>
+            <w:r>
+              <w:rPr>
+                <w:color w:val="FF0000"/>
+              </w:rPr>
+              <w:t>{volume}</w:t>
+            </w:r>
+          </w:p>
+        </w:tc>
+        <w:tc>
+          <w:tcPr>
+            <w:tcW w:w="1744" w:type="dxa"/>
+            <w:vAlign w:val="center"/>
+          </w:tcPr>
+          <w:p>
+            <w:pPr>
+              <w:jc w:val="center"/>
+              <w:rPr>
+                <w:color w:val="FF0000"/>
+              </w:rPr>
+            </w:pPr>
+            <w:r>
+              <w:rPr>
+                <w:color w:val="FF0000"/>
+              </w:rPr>
+              <w:t>{satuan}</w:t>
+            </w:r>
+          </w:p>
+        </w:tc>
+        <w:tc>
+          <w:tcPr>
+            <w:tcW w:w="1744" w:type="dxa"/>
+            <w:vAlign w:val="center"/>
+          </w:tcPr>
+          <w:p>
+            <w:pPr>
+              <w:jc w:val="center"/>
+              <w:rPr>
+                <w:color w:val="FF0000"/>
+              </w:rPr>
+            </w:pPr>
+            <w:r>
+              <w:rPr>
+                <w:color w:val="FF0000"/>
+              </w:rPr>
+              <w:t>{honorSatuan}</w:t>
+            </w:r>
+          </w:p>
+        </w:tc>
+        <w:tc>
+          <w:tcPr>
+            <w:tcW w:w="1744" w:type="dxa"/>
+            <w:vAlign w:val="center"/>
+          </w:tcPr>
+          <w:p>
+            <w:pPr>
+              <w:jc w:val="center"/>
+              <w:rPr>
+                <w:color w:val="FF0000"/>
+              </w:rPr>
+            </w:pPr>
+            <w:r>
+              <w:rPr>
+                <w:color w:val="FF0000"/>
+              </w:rPr>
+              <w:t>{honorTotal}</w:t>
+            </w:r>
+          </w:p>
+        </w:tc>
+        <w:tc>
+          <w:tcPr>
+            <w:tcW w:w="1744" w:type="dxa"/>
+            <w:vAlign w:val="center"/>
+          </w:tcPr>
+          <w:p>
+            <w:pPr>
+              <w:jc w:val="center"/>
+              <w:rPr>
+                <w:color w:val="FF0000"/>
+              </w:rPr>
+            </w:pPr>
+            <w:r>
+              <w:rPr>
+                <w:color w:val="FF0000"/>
+              </w:rPr>
+              <w:t>{bebanAnggaran}</w:t>
+            </w:r>
+          </w:p>
+        </w:tc>
+      </w:tr>
+      <w:tr>
+        <w:tc>
+          <w:tcPr>
+            <w:tcW w:w="1743" w:type="dxa"/>
+            <w:vAlign w:val="center"/>
+          </w:tcPr>
+          <w:p>
+            <w:pPr>
+              <w:jc w:val="center"/>
+              <w:rPr>
+                <w:color w:val="FF0000"/>
+              </w:rPr>
+            </w:pPr>
+            <w:r>
+              <w:rPr>
+                <w:color w:val="FF0000"/>
+              </w:rPr>
+              <w:t>{/rows}</w:t>
+            </w:r>
+          </w:p>
+        </w:tc>
+        <w:tc>
+          <w:tcPr>
+            <w:tcW w:w="1743" w:type="dxa"/>
+            <w:vAlign w:val="center"/>
+          </w:tcPr>
+          <w:p>
+            <w:pPr>
+              <w:rPr>
+                <w:color w:val="FF0000"/>
+              </w:rPr>
+            </w:pPr>
+          </w:p>
+        </w:tc>
+        <w:tc>
+          <w:tcPr>
+            <w:tcW w:w="1743" w:type="dxa"/>
+            <w:vAlign w:val="center"/>
+          </w:tcPr>
+          <w:p>
+            <w:pPr>
+              <w:jc w:val="center"/>
+              <w:rPr>
+                <w:color w:val="FF0000"/>
+              </w:rPr>
+            </w:pPr>
+          </w:p>
+        </w:tc>
+        <w:tc>
+          <w:tcPr>
+            <w:tcW w:w="1743" w:type="dxa"/>
+            <w:vAlign w:val="center"/>
+          </w:tcPr>
+          <w:p>
+            <w:pPr>
+              <w:jc w:val="center"/>
+              <w:rPr>
+                <w:color w:val="FF0000"/>
+              </w:rPr>
+            </w:pPr>
+          </w:p>
+        </w:tc>
+        <w:tc>
+          <w:tcPr>
+            <w:tcW w:w="1744" w:type="dxa"/>
+            <w:vAlign w:val="center"/>
+          </w:tcPr>
+          <w:p>
+            <w:pPr>
+              <w:jc w:val="center"/>
+              <w:rPr>
+                <w:color w:val="FF0000"/>
+              </w:rPr>
+            </w:pPr>
+          </w:p>
+        </w:tc>
+        <w:tc>
+          <w:tcPr>
+            <w:tcW w:w="1744" w:type="dxa"/>
+            <w:vAlign w:val="center"/>
+          </w:tcPr>
+          <w:p>
+            <w:pPr>
+              <w:jc w:val="center"/>
+              <w:rPr>
+                <w:color w:val="FF0000"/>
+              </w:rPr>
+            </w:pPr>
+          </w:p>
+        </w:tc>
+        <w:tc>
+          <w:tcPr>
+            <w:tcW w:w="1744" w:type="dxa"/>
+            <w:vAlign w:val="center"/>
+          </w:tcPr>
+          <w:p>
+            <w:pPr>
+              <w:jc w:val="center"/>
+              <w:rPr>
+                <w:color w:val="FF0000"/>
+              </w:rPr>
+            </w:pPr>
+          </w:p>
+        </w:tc>
+        <w:tc>
+          <w:tcPr>
+            <w:tcW w:w="1744" w:type="dxa"/>
+            <w:vAlign w:val="center"/>
+          </w:tcPr>
+          <w:p>
+            <w:pPr>
+              <w:jc w:val="center"/>
+              <w:rPr>
+                <w:color w:val="FF0000"/>
+              </w:rPr>
+            </w:pPr>
+          </w:p>
+        </w:tc>
+      </w:tr>
+      <w:tr>
+        <w:tc>
+          <w:tcPr>
+            <w:tcW w:w="10460" w:type="dxa"/>
+            <w:gridSpan w:val="6"/>
+            <w:vAlign w:val="center"/>
+          </w:tcPr>
+          <w:p>
+            <w:pPr>
+              <w:jc w:val="center"/>
+              <w:rPr>
+                <w:color w:val="FF0000"/>
+              </w:rPr>
+            </w:pPr>
+            <w:r>
+              <w:rPr>
+                <w:color w:val="FF0000"/>
+              </w:rPr>
+              <w:t>Terbilang : {honorTerbilang}</w:t>
+            </w:r>
+          </w:p>
+        </w:tc>
+        <w:tc>
+          <w:tcPr>
+            <w:tcW w:w="1744" w:type="dxa"/>
+            <w:vAlign w:val="center"/>
+          </w:tcPr>
+          <w:p>
+            <w:pPr>
+              <w:jc w:val="center"/>
+              <w:rPr>
+                <w:color w:val="FF0000"/>
+              </w:rPr>
+            </w:pPr>
+            <w:r>
+              <w:rPr>
+                <w:color w:val="FF0000"/>
+              </w:rPr>
+              <w:t>{honorTotal</w:t>
+            </w:r>
+            <w:r>
+              <w:rPr>
+                <w:color w:val="FF0000"/>
+              </w:rPr>
+              <w:t>All</w:t>
+            </w:r>
+            <w:r>
+              <w:rPr>
+                <w:color w:val="FF0000"/>
+              </w:rPr>
+              <w:t>}</w:t>
+            </w:r>
+          </w:p>
+        </w:tc>
+        <w:tc>
+          <w:tcPr>
+            <w:tcW w:w="1744" w:type="dxa"/>
+            <w:shd w:val="clear" w:color="auto" w:fill="7F7F7F" w:themeFill="text1" w:themeFillTint="80"/>
+          </w:tcPr>
+          <w:p/>
+        </w:tc>
+      </w:tr>
+    </w:tbl>
     <w:p>
       <w:pPr>
         <w:rPr>
@@ -3608,6 +4523,25 @@
       <w:shd w:val="clear" w:color="auto" w:fill="E1DFDD"/>
     </w:rPr>
   </w:style>
+  <w:style w:type="table" w:styleId="TableGrid">
+    <w:name w:val="Table Grid"/>
+    <w:basedOn w:val="TableNormal"/>
+    <w:uiPriority w:val="39"/>
+    <w:rsid w:val="006A628D"/>
+    <w:pPr>
+      <w:spacing w:after="0" w:line="240" w:lineRule="auto"/>
+    </w:pPr>
+    <w:tblPr>
+      <w:tblBorders>
+        <w:top w:val="single" w:sz="4" w:space="0" w:color="auto"/>
+        <w:left w:val="single" w:sz="4" w:space="0" w:color="auto"/>
+        <w:bottom w:val="single" w:sz="4" w:space="0" w:color="auto"/>
+        <w:right w:val="single" w:sz="4" w:space="0" w:color="auto"/>
+        <w:insideH w:val="single" w:sz="4" w:space="0" w:color="auto"/>
+        <w:insideV w:val="single" w:sz="4" w:space="0" w:color="auto"/>
+      </w:tblBorders>
+    </w:tblPr>
+  </w:style>
 </w:styles>
 </file>
 

--- a/servers/apps/surveyact/templates/bast-spk/template-spk.docx
+++ b/servers/apps/surveyact/templates/bast-spk/template-spk.docx
@@ -164,7 +164,6 @@
         <w:rPr>
           <w:b/>
           <w:bCs/>
-          <w:color w:val="FF0000"/>
           <w:sz w:val="24"/>
           <w:szCs w:val="24"/>
         </w:rPr>
@@ -174,7 +173,6 @@
         <w:rPr>
           <w:b/>
           <w:bCs/>
-          <w:color w:val="FF0000"/>
           <w:sz w:val="24"/>
           <w:szCs w:val="24"/>
         </w:rPr>
@@ -207,19 +205,19 @@
         <w:t>}</w:t>
       </w:r>
       <w:r>
-        <w:t>, tangga</w:t>
+        <w:t xml:space="preserve">, </w:t>
+      </w:r>
+      <w:r>
+        <w:t>T</w:t>
+      </w:r>
+      <w:r>
+        <w:t>angga</w:t>
       </w:r>
       <w:r>
         <w:t>l</w:t>
       </w:r>
       <w:r>
-        <w:rPr>
-          <w:color w:val="EE0000"/>
-        </w:rPr>
-        <w:t xml:space="preserve"> </w:t>
-      </w:r>
-      <w:r>
-        <w:t>{</w:t>
+        <w:t xml:space="preserve"> {</w:t>
       </w:r>
       <w:r>
         <w:t>tanggal</w:t>
@@ -228,13 +226,25 @@
         <w:t>Terbilang}</w:t>
       </w:r>
       <w:r>
-        <w:t>, bulan</w:t>
+        <w:t xml:space="preserve">, </w:t>
+      </w:r>
+      <w:r>
+        <w:t>B</w:t>
+      </w:r>
+      <w:r>
+        <w:t>ulan</w:t>
       </w:r>
       <w:r>
         <w:t xml:space="preserve"> {bulan}</w:t>
       </w:r>
       <w:r>
-        <w:t>, tahun</w:t>
+        <w:t xml:space="preserve">, </w:t>
+      </w:r>
+      <w:r>
+        <w:t>T</w:t>
+      </w:r>
+      <w:r>
+        <w:t>ahun</w:t>
       </w:r>
       <w:r>
         <w:t xml:space="preserve"> {tahunTerbilang} </w:t>
@@ -243,13 +253,7 @@
         <w:t>(</w:t>
       </w:r>
       <w:r>
-        <w:t>{</w:t>
-      </w:r>
-      <w:r>
-        <w:t>tanggalDokumen</w:t>
-      </w:r>
-      <w:r>
-        <w:t>}</w:t>
+        <w:t>{tanggalDokumen}</w:t>
       </w:r>
       <w:r>
         <w:t xml:space="preserve">) bertempat di BPS </w:t>
@@ -292,16 +296,14 @@
               <w:spacing w:after="0" w:line="240" w:lineRule="auto"/>
               <w:rPr>
                 <w:rFonts w:ascii="Calibri" w:eastAsia="Times New Roman" w:hAnsi="Calibri" w:cs="Calibri"/>
-                <w:color w:val="000000"/>
-                <w:kern w:val="0"/>
-                <w:lang w:eastAsia="en-ID"/>
-                <w14:ligatures w14:val="none"/>
-              </w:rPr>
-            </w:pPr>
-            <w:r>
-              <w:rPr>
-                <w:rFonts w:ascii="Calibri" w:eastAsia="Times New Roman" w:hAnsi="Calibri" w:cs="Calibri"/>
-                <w:color w:val="000000"/>
+                <w:kern w:val="0"/>
+                <w:lang w:eastAsia="en-ID"/>
+                <w14:ligatures w14:val="none"/>
+              </w:rPr>
+            </w:pPr>
+            <w:r>
+              <w:rPr>
+                <w:rFonts w:ascii="Calibri" w:eastAsia="Times New Roman" w:hAnsi="Calibri" w:cs="Calibri"/>
                 <w:kern w:val="0"/>
                 <w:lang w:eastAsia="en-ID"/>
                 <w14:ligatures w14:val="none"/>
@@ -327,16 +329,14 @@
               <w:spacing w:after="0" w:line="240" w:lineRule="auto"/>
               <w:rPr>
                 <w:rFonts w:ascii="Calibri" w:eastAsia="Times New Roman" w:hAnsi="Calibri" w:cs="Calibri"/>
-                <w:color w:val="FF0000"/>
-                <w:kern w:val="0"/>
-                <w:lang w:eastAsia="en-ID"/>
-                <w14:ligatures w14:val="none"/>
-              </w:rPr>
-            </w:pPr>
-            <w:r>
-              <w:rPr>
-                <w:rFonts w:ascii="Calibri" w:eastAsia="Times New Roman" w:hAnsi="Calibri" w:cs="Calibri"/>
-                <w:color w:val="FF0000"/>
+                <w:kern w:val="0"/>
+                <w:lang w:eastAsia="en-ID"/>
+                <w14:ligatures w14:val="none"/>
+              </w:rPr>
+            </w:pPr>
+            <w:r>
+              <w:rPr>
+                <w:rFonts w:ascii="Calibri" w:eastAsia="Times New Roman" w:hAnsi="Calibri" w:cs="Calibri"/>
                 <w:kern w:val="0"/>
                 <w:lang w:eastAsia="en-ID"/>
                 <w14:ligatures w14:val="none"/>
@@ -362,16 +362,14 @@
               <w:jc w:val="both"/>
               <w:rPr>
                 <w:rFonts w:ascii="Calibri" w:eastAsia="Times New Roman" w:hAnsi="Calibri" w:cs="Calibri"/>
-                <w:color w:val="000000"/>
-                <w:kern w:val="0"/>
-                <w:lang w:eastAsia="en-ID"/>
-                <w14:ligatures w14:val="none"/>
-              </w:rPr>
-            </w:pPr>
-            <w:r>
-              <w:rPr>
-                <w:rFonts w:ascii="Calibri" w:eastAsia="Times New Roman" w:hAnsi="Calibri" w:cs="Calibri"/>
-                <w:color w:val="000000"/>
+                <w:kern w:val="0"/>
+                <w:lang w:eastAsia="en-ID"/>
+                <w14:ligatures w14:val="none"/>
+              </w:rPr>
+            </w:pPr>
+            <w:r>
+              <w:rPr>
+                <w:rFonts w:ascii="Calibri" w:eastAsia="Times New Roman" w:hAnsi="Calibri" w:cs="Calibri"/>
                 <w:kern w:val="0"/>
                 <w:lang w:eastAsia="en-ID"/>
                 <w14:ligatures w14:val="none"/>
@@ -381,7 +379,6 @@
             <w:r>
               <w:rPr>
                 <w:rFonts w:ascii="Calibri" w:eastAsia="Times New Roman" w:hAnsi="Calibri" w:cs="Calibri"/>
-                <w:color w:val="000000"/>
                 <w:kern w:val="0"/>
                 <w:lang w:eastAsia="en-ID"/>
                 <w14:ligatures w14:val="none"/>
@@ -391,7 +388,6 @@
             <w:r>
               <w:rPr>
                 <w:rFonts w:ascii="Calibri" w:eastAsia="Times New Roman" w:hAnsi="Calibri" w:cs="Calibri"/>
-                <w:color w:val="000000"/>
                 <w:kern w:val="0"/>
                 <w:lang w:eastAsia="en-ID"/>
                 <w14:ligatures w14:val="none"/>
@@ -401,7 +397,6 @@
             <w:r>
               <w:rPr>
                 <w:rFonts w:ascii="Calibri" w:eastAsia="Times New Roman" w:hAnsi="Calibri" w:cs="Calibri"/>
-                <w:color w:val="000000"/>
                 <w:kern w:val="0"/>
                 <w:lang w:eastAsia="en-ID"/>
                 <w14:ligatures w14:val="none"/>
@@ -411,7 +406,6 @@
             <w:r>
               <w:rPr>
                 <w:rFonts w:ascii="Calibri" w:eastAsia="Times New Roman" w:hAnsi="Calibri" w:cs="Calibri"/>
-                <w:color w:val="000000"/>
                 <w:kern w:val="0"/>
                 <w:lang w:eastAsia="en-ID"/>
                 <w14:ligatures w14:val="none"/>
@@ -421,7 +415,6 @@
             <w:r>
               <w:rPr>
                 <w:rFonts w:ascii="Calibri" w:eastAsia="Times New Roman" w:hAnsi="Calibri" w:cs="Calibri"/>
-                <w:color w:val="000000"/>
                 <w:kern w:val="0"/>
                 <w:lang w:eastAsia="en-ID"/>
                 <w14:ligatures w14:val="none"/>
@@ -431,7 +424,6 @@
             <w:r>
               <w:rPr>
                 <w:rFonts w:ascii="Calibri" w:eastAsia="Times New Roman" w:hAnsi="Calibri" w:cs="Calibri"/>
-                <w:color w:val="000000"/>
                 <w:kern w:val="0"/>
                 <w:lang w:eastAsia="en-ID"/>
                 <w14:ligatures w14:val="none"/>
@@ -443,7 +435,6 @@
                 <w:rFonts w:ascii="Calibri" w:eastAsia="Times New Roman" w:hAnsi="Calibri" w:cs="Calibri"/>
                 <w:b/>
                 <w:bCs/>
-                <w:color w:val="000000"/>
                 <w:kern w:val="0"/>
                 <w:lang w:eastAsia="en-ID"/>
                 <w14:ligatures w14:val="none"/>
@@ -453,7 +444,6 @@
             <w:r>
               <w:rPr>
                 <w:rFonts w:ascii="Calibri" w:eastAsia="Times New Roman" w:hAnsi="Calibri" w:cs="Calibri"/>
-                <w:color w:val="000000"/>
                 <w:kern w:val="0"/>
                 <w:lang w:eastAsia="en-ID"/>
                 <w14:ligatures w14:val="none"/>
@@ -484,16 +474,14 @@
               <w:spacing w:after="0" w:line="240" w:lineRule="auto"/>
               <w:rPr>
                 <w:rFonts w:ascii="Calibri" w:eastAsia="Times New Roman" w:hAnsi="Calibri" w:cs="Calibri"/>
-                <w:color w:val="000000"/>
-                <w:kern w:val="0"/>
-                <w:lang w:eastAsia="en-ID"/>
-                <w14:ligatures w14:val="none"/>
-              </w:rPr>
-            </w:pPr>
-            <w:r>
-              <w:rPr>
-                <w:rFonts w:ascii="Calibri" w:eastAsia="Times New Roman" w:hAnsi="Calibri" w:cs="Calibri"/>
-                <w:color w:val="000000"/>
+                <w:kern w:val="0"/>
+                <w:lang w:eastAsia="en-ID"/>
+                <w14:ligatures w14:val="none"/>
+              </w:rPr>
+            </w:pPr>
+            <w:r>
+              <w:rPr>
+                <w:rFonts w:ascii="Calibri" w:eastAsia="Times New Roman" w:hAnsi="Calibri" w:cs="Calibri"/>
                 <w:kern w:val="0"/>
                 <w:lang w:eastAsia="en-ID"/>
                 <w14:ligatures w14:val="none"/>
@@ -527,7 +515,6 @@
             <w:r>
               <w:rPr>
                 <w:rFonts w:ascii="Calibri" w:eastAsia="Times New Roman" w:hAnsi="Calibri" w:cs="Calibri"/>
-                <w:color w:val="FF0000"/>
                 <w:kern w:val="0"/>
                 <w:lang w:eastAsia="en-ID"/>
                 <w14:ligatures w14:val="none"/>
@@ -553,16 +540,14 @@
               <w:jc w:val="both"/>
               <w:rPr>
                 <w:rFonts w:ascii="Calibri" w:eastAsia="Times New Roman" w:hAnsi="Calibri" w:cs="Calibri"/>
-                <w:color w:val="000000"/>
-                <w:kern w:val="0"/>
-                <w:lang w:eastAsia="en-ID"/>
-                <w14:ligatures w14:val="none"/>
-              </w:rPr>
-            </w:pPr>
-            <w:r>
-              <w:rPr>
-                <w:rFonts w:ascii="Calibri" w:eastAsia="Times New Roman" w:hAnsi="Calibri" w:cs="Calibri"/>
-                <w:color w:val="FF0000"/>
+                <w:kern w:val="0"/>
+                <w:lang w:eastAsia="en-ID"/>
+                <w14:ligatures w14:val="none"/>
+              </w:rPr>
+            </w:pPr>
+            <w:r>
+              <w:rPr>
+                <w:rFonts w:ascii="Calibri" w:eastAsia="Times New Roman" w:hAnsi="Calibri" w:cs="Calibri"/>
                 <w:kern w:val="0"/>
                 <w:lang w:eastAsia="en-ID"/>
                 <w14:ligatures w14:val="none"/>
@@ -572,7 +557,6 @@
             <w:r>
               <w:rPr>
                 <w:rFonts w:ascii="Calibri" w:eastAsia="Times New Roman" w:hAnsi="Calibri" w:cs="Calibri"/>
-                <w:color w:val="000000"/>
                 <w:kern w:val="0"/>
                 <w:lang w:eastAsia="en-ID"/>
                 <w14:ligatures w14:val="none"/>
@@ -582,7 +566,6 @@
             <w:r>
               <w:rPr>
                 <w:rFonts w:ascii="Calibri" w:eastAsia="Times New Roman" w:hAnsi="Calibri" w:cs="Calibri"/>
-                <w:color w:val="000000"/>
                 <w:kern w:val="0"/>
                 <w:lang w:eastAsia="en-ID"/>
                 <w14:ligatures w14:val="none"/>
@@ -592,7 +575,6 @@
             <w:r>
               <w:rPr>
                 <w:rFonts w:ascii="Calibri" w:eastAsia="Times New Roman" w:hAnsi="Calibri" w:cs="Calibri"/>
-                <w:color w:val="000000"/>
                 <w:kern w:val="0"/>
                 <w:lang w:eastAsia="en-ID"/>
                 <w14:ligatures w14:val="none"/>
@@ -602,7 +584,6 @@
             <w:r>
               <w:rPr>
                 <w:rFonts w:ascii="Calibri" w:eastAsia="Times New Roman" w:hAnsi="Calibri" w:cs="Calibri"/>
-                <w:color w:val="000000"/>
                 <w:kern w:val="0"/>
                 <w:lang w:eastAsia="en-ID"/>
                 <w14:ligatures w14:val="none"/>
@@ -612,7 +593,6 @@
             <w:r>
               <w:rPr>
                 <w:rFonts w:ascii="Calibri" w:eastAsia="Times New Roman" w:hAnsi="Calibri" w:cs="Calibri"/>
-                <w:color w:val="000000"/>
                 <w:kern w:val="0"/>
                 <w:lang w:eastAsia="en-ID"/>
                 <w14:ligatures w14:val="none"/>
@@ -622,7 +602,6 @@
             <w:r>
               <w:rPr>
                 <w:rFonts w:ascii="Calibri" w:eastAsia="Times New Roman" w:hAnsi="Calibri" w:cs="Calibri"/>
-                <w:color w:val="000000"/>
                 <w:kern w:val="0"/>
                 <w:lang w:eastAsia="en-ID"/>
                 <w14:ligatures w14:val="none"/>
@@ -632,7 +611,6 @@
             <w:r>
               <w:rPr>
                 <w:rFonts w:ascii="Calibri" w:eastAsia="Times New Roman" w:hAnsi="Calibri" w:cs="Calibri"/>
-                <w:color w:val="000000"/>
                 <w:kern w:val="0"/>
                 <w:lang w:eastAsia="en-ID"/>
                 <w14:ligatures w14:val="none"/>
@@ -642,7 +620,6 @@
             <w:r>
               <w:rPr>
                 <w:rFonts w:ascii="Calibri" w:eastAsia="Times New Roman" w:hAnsi="Calibri" w:cs="Calibri"/>
-                <w:color w:val="000000"/>
                 <w:kern w:val="0"/>
                 <w:lang w:eastAsia="en-ID"/>
                 <w14:ligatures w14:val="none"/>
@@ -654,7 +631,6 @@
                 <w:rFonts w:ascii="Calibri" w:eastAsia="Times New Roman" w:hAnsi="Calibri" w:cs="Calibri"/>
                 <w:b/>
                 <w:bCs/>
-                <w:color w:val="000000"/>
                 <w:kern w:val="0"/>
                 <w:lang w:eastAsia="en-ID"/>
                 <w14:ligatures w14:val="none"/>
@@ -664,7 +640,6 @@
             <w:r>
               <w:rPr>
                 <w:rFonts w:ascii="Calibri" w:eastAsia="Times New Roman" w:hAnsi="Calibri" w:cs="Calibri"/>
-                <w:color w:val="000000"/>
                 <w:kern w:val="0"/>
                 <w:lang w:eastAsia="en-ID"/>
                 <w14:ligatures w14:val="none"/>
@@ -728,25 +703,133 @@
         <w:t xml:space="preserve">6 Bulan </w:t>
       </w:r>
       <w:r>
-        <w:rPr>
-          <w:color w:val="FF0000"/>
-        </w:rPr>
         <w:t>{bulan}</w:t>
       </w:r>
       <w:r>
-        <w:rPr>
-          <w:color w:val="FF0000"/>
+        <w:t xml:space="preserve"> pada Badan Pusat Statistik </w:t>
+      </w:r>
+      <w:r>
+        <w:t>Kabupaten Muara Enim</w:t>
+      </w:r>
+      <w:r>
+        <w:t>, yang selanjutnya disebut Perjanjian, dengan ketentuan-ketentuan sebagai berikut:</w:t>
+      </w:r>
+    </w:p>
+    <w:p>
+      <w:pPr>
+        <w:jc w:val="center"/>
+        <w:rPr>
+          <w:b/>
+          <w:bCs/>
+        </w:rPr>
+      </w:pPr>
+      <w:r>
+        <w:rPr>
+          <w:b/>
+          <w:bCs/>
+        </w:rPr>
+        <w:t>Pasal 1</w:t>
+      </w:r>
+    </w:p>
+    <w:p>
+      <w:pPr>
+        <w:jc w:val="both"/>
+      </w:pPr>
+      <w:r>
+        <w:rPr>
+          <w:b/>
+          <w:bCs/>
+        </w:rPr>
+        <w:t xml:space="preserve">PIHAK PERTAMA </w:t>
+      </w:r>
+      <w:r>
+        <w:t xml:space="preserve">memberikan pekerjaan kepada </w:t>
+      </w:r>
+      <w:r>
+        <w:rPr>
+          <w:b/>
+          <w:bCs/>
+        </w:rPr>
+        <w:t>PIHAK KEDUA</w:t>
+      </w:r>
+      <w:r>
+        <w:t>,</w:t>
+      </w:r>
+      <w:r>
+        <w:rPr>
+          <w:b/>
+          <w:bCs/>
         </w:rPr>
         <w:t xml:space="preserve"> </w:t>
       </w:r>
       <w:r>
+        <w:t xml:space="preserve">dan </w:t>
+      </w:r>
+      <w:r>
+        <w:rPr>
+          <w:b/>
+          <w:bCs/>
+        </w:rPr>
+        <w:t xml:space="preserve">PIHAK KEDUA </w:t>
+      </w:r>
+      <w:r>
+        <w:t xml:space="preserve">menerima pekerjaan dari </w:t>
+      </w:r>
+      <w:r>
+        <w:rPr>
+          <w:b/>
+          <w:bCs/>
+        </w:rPr>
+        <w:t xml:space="preserve">PIHAK PERTAMA </w:t>
+      </w:r>
+      <w:r>
+        <w:t xml:space="preserve">sebagai Petugas Lapangan Kegiatan </w:t>
+      </w:r>
+      <w:r>
+        <w:t xml:space="preserve">Survei/Sensus </w:t>
+      </w:r>
+      <w:r>
+        <w:t>Tahun 202</w:t>
+      </w:r>
+      <w:r>
+        <w:t xml:space="preserve">6 Bulan </w:t>
+      </w:r>
+      <w:r>
+        <w:t>{bulan}</w:t>
+      </w:r>
+      <w:r>
+        <w:t xml:space="preserve"> </w:t>
+      </w:r>
+      <w:bookmarkStart w:id="1" w:name="_Hlk181698840"/>
+      <w:r>
         <w:t xml:space="preserve">pada Badan Pusat Statistik </w:t>
       </w:r>
+      <w:bookmarkEnd w:id="1"/>
       <w:r>
         <w:t>Kabupaten Muara Enim</w:t>
       </w:r>
       <w:r>
-        <w:t>, yang selanjutnya disebut Perjanjian, dengan ketentuan-ketentuan sebagai berikut:</w:t>
+        <w:t xml:space="preserve">, dengan lingkup pekerjaan yang ditetapkan oleh </w:t>
+      </w:r>
+      <w:r>
+        <w:rPr>
+          <w:b/>
+          <w:bCs/>
+        </w:rPr>
+        <w:t>PIHAK</w:t>
+      </w:r>
+      <w:r>
+        <w:t xml:space="preserve"> </w:t>
+      </w:r>
+      <w:r>
+        <w:rPr>
+          <w:b/>
+          <w:bCs/>
+        </w:rPr>
+        <w:t>PERTAMA</w:t>
+      </w:r>
+      <w:r>
+        <w:t>.</w:t>
       </w:r>
     </w:p>
     <w:p>
@@ -762,305 +845,131 @@
           <w:b/>
           <w:bCs/>
         </w:rPr>
-        <w:t>Pasal 1</w:t>
+        <w:t>Pasal 2</w:t>
       </w:r>
     </w:p>
     <w:p>
       <w:pPr>
         <w:jc w:val="both"/>
       </w:pPr>
-      <w:r>
-        <w:rPr>
-          <w:b/>
-          <w:bCs/>
-        </w:rPr>
-        <w:t xml:space="preserve">PIHAK PERTAMA </w:t>
-      </w:r>
-      <w:r>
-        <w:t xml:space="preserve">memberikan pekerjaan kepada </w:t>
-      </w:r>
-      <w:r>
-        <w:rPr>
-          <w:b/>
-          <w:bCs/>
-        </w:rPr>
-        <w:t>PIHAK KEDUA</w:t>
+      <w:bookmarkStart w:id="2" w:name="_Hlk181698881"/>
+      <w:r>
+        <w:t>Ruang lingkup pekerjaan dalam Perjanjian ini mengacu pada wilayah kerja dan beban kerja sebagaimana tertuang dalam lampiran Perjanjian</w:t>
       </w:r>
       <w:r>
         <w:t>,</w:t>
       </w:r>
       <w:r>
-        <w:rPr>
-          <w:b/>
-          <w:bCs/>
-        </w:rPr>
+        <w:t xml:space="preserve"> Pedoman Petugas Lapangan Wilayah Kegiata</w:t>
+      </w:r>
+      <w:r>
+        <w:t xml:space="preserve">n Survei/Sensus </w:t>
+      </w:r>
+      <w:r>
+        <w:t>Tahun 202</w:t>
+      </w:r>
+      <w:r>
+        <w:t xml:space="preserve">6 Bulan </w:t>
+      </w:r>
+      <w:r>
+        <w:t>{bulan}</w:t>
+      </w:r>
+      <w:r>
+        <w:t xml:space="preserve"> pada Badan Pusat Statistik </w:t>
+      </w:r>
+      <w:r>
+        <w:t>Kabupaten Muara Enim</w:t>
+      </w:r>
+      <w:r>
+        <w:t xml:space="preserve">, dan ketentuan-ketentuan yang ditetapkan oleh </w:t>
+      </w:r>
+      <w:r>
+        <w:rPr>
+          <w:b/>
+          <w:bCs/>
+        </w:rPr>
+        <w:t>PIHAK PERTAMA</w:t>
+      </w:r>
+      <w:bookmarkEnd w:id="2"/>
+      <w:r>
+        <w:t>.</w:t>
+      </w:r>
+    </w:p>
+    <w:p>
+      <w:pPr>
+        <w:jc w:val="center"/>
+        <w:rPr>
+          <w:b/>
+          <w:bCs/>
+        </w:rPr>
+      </w:pPr>
+      <w:r>
+        <w:rPr>
+          <w:b/>
+          <w:bCs/>
+        </w:rPr>
+        <w:t>Pasal 3</w:t>
+      </w:r>
+    </w:p>
+    <w:p>
+      <w:pPr>
+        <w:jc w:val="both"/>
+      </w:pPr>
+      <w:r>
+        <w:t xml:space="preserve">Jangka Waktu Perjanjian terhitung </w:t>
+      </w:r>
+      <w:r>
+        <w:t>tanggal</w:t>
+      </w:r>
+      <w:r>
         <w:t xml:space="preserve"> </w:t>
       </w:r>
       <w:r>
-        <w:t xml:space="preserve">dan </w:t>
-      </w:r>
-      <w:r>
-        <w:rPr>
-          <w:b/>
-          <w:bCs/>
-        </w:rPr>
-        <w:t xml:space="preserve">PIHAK KEDUA </w:t>
-      </w:r>
-      <w:r>
-        <w:t xml:space="preserve">menerima pekerjaan dari </w:t>
-      </w:r>
-      <w:r>
-        <w:rPr>
-          <w:b/>
-          <w:bCs/>
-        </w:rPr>
-        <w:t xml:space="preserve">PIHAK PERTAMA </w:t>
-      </w:r>
-      <w:r>
-        <w:t xml:space="preserve">sebagai Petugas Lapangan Kegiatan </w:t>
-      </w:r>
-      <w:r>
-        <w:t xml:space="preserve">Survei/Sensus </w:t>
-      </w:r>
-      <w:r>
-        <w:t>Tahun 202</w:t>
-      </w:r>
-      <w:r>
-        <w:t xml:space="preserve">6 Bulan </w:t>
-      </w:r>
-      <w:r>
-        <w:rPr>
-          <w:color w:val="FF0000"/>
-        </w:rPr>
+        <w:t>{tanggal</w:t>
+      </w:r>
+      <w:r>
+        <w:t>Mulai</w:t>
+      </w:r>
+      <w:r>
+        <w:t>}</w:t>
+      </w:r>
+      <w:r>
+        <w:t xml:space="preserve"> </w:t>
+      </w:r>
+      <w:r>
+        <w:t>{bula</w:t>
+      </w:r>
+      <w:r>
+        <w:t>n</w:t>
+      </w:r>
+      <w:r>
+        <w:t>}</w:t>
+      </w:r>
+      <w:r>
+        <w:t xml:space="preserve"> </w:t>
+      </w:r>
+      <w:r>
+        <w:t>sampai dengan tanggal</w:t>
+      </w:r>
+      <w:r>
+        <w:t xml:space="preserve"> </w:t>
+      </w:r>
+      <w:r>
+        <w:t>{tanggal</w:t>
+      </w:r>
+      <w:r>
+        <w:t>Selesai</w:t>
+      </w:r>
+      <w:r>
+        <w:t>}</w:t>
+      </w:r>
+      <w:r>
+        <w:t xml:space="preserve"> </w:t>
+      </w:r>
+      <w:r>
         <w:t>{bulan}</w:t>
       </w:r>
       <w:r>
-        <w:rPr>
-          <w:color w:val="FF0000"/>
-        </w:rPr>
-        <w:t xml:space="preserve"> </w:t>
-      </w:r>
-      <w:bookmarkStart w:id="1" w:name="_Hlk181698840"/>
-      <w:r>
-        <w:t xml:space="preserve">pada Badan Pusat Statistik </w:t>
-      </w:r>
-      <w:bookmarkEnd w:id="1"/>
-      <w:r>
-        <w:t>Kabupaten Muara Enim</w:t>
-      </w:r>
-      <w:r>
-        <w:t xml:space="preserve">, dengan lingkup pekerjaan yang ditetapkan oleh </w:t>
-      </w:r>
-      <w:r>
-        <w:rPr>
-          <w:b/>
-          <w:bCs/>
-        </w:rPr>
-        <w:t>PIHAK</w:t>
-      </w:r>
-      <w:r>
-        <w:t xml:space="preserve"> </w:t>
-      </w:r>
-      <w:r>
-        <w:rPr>
-          <w:b/>
-          <w:bCs/>
-        </w:rPr>
-        <w:t>PERTAMA</w:t>
-      </w:r>
-      <w:r>
-        <w:t>.</w:t>
-      </w:r>
-    </w:p>
-    <w:p>
-      <w:pPr>
-        <w:jc w:val="center"/>
-        <w:rPr>
-          <w:b/>
-          <w:bCs/>
-        </w:rPr>
-      </w:pPr>
-      <w:r>
-        <w:rPr>
-          <w:b/>
-          <w:bCs/>
-        </w:rPr>
-        <w:t>Pasal 2</w:t>
-      </w:r>
-    </w:p>
-    <w:p>
-      <w:pPr>
-        <w:jc w:val="both"/>
-      </w:pPr>
-      <w:bookmarkStart w:id="2" w:name="_Hlk181698881"/>
-      <w:r>
-        <w:t>Ruang lingkup pekerjaan dalam Perjanjian ini mengacu pada wilayah kerja dan beban kerja sebagaimana tertuang dalam lampiran Perjanjian</w:t>
-      </w:r>
-      <w:r>
-        <w:t>,</w:t>
-      </w:r>
-      <w:r>
-        <w:t xml:space="preserve"> Pedoman Petugas Lapangan Wilayah Kegiata</w:t>
-      </w:r>
-      <w:r>
-        <w:t xml:space="preserve">n Survei/Sensus </w:t>
-      </w:r>
-      <w:r>
-        <w:t>Tahun 202</w:t>
-      </w:r>
-      <w:r>
-        <w:t xml:space="preserve">6 Bulan </w:t>
-      </w:r>
-      <w:r>
-        <w:rPr>
-          <w:color w:val="FF0000"/>
-        </w:rPr>
-        <w:t>{bulan}</w:t>
-      </w:r>
-      <w:r>
-        <w:rPr>
-          <w:color w:val="FF0000"/>
-        </w:rPr>
-        <w:t xml:space="preserve"> </w:t>
-      </w:r>
-      <w:r>
-        <w:t xml:space="preserve">pada Badan Pusat Statistik </w:t>
-      </w:r>
-      <w:r>
-        <w:t>Kabupaten Muara Enim</w:t>
-      </w:r>
-      <w:r>
-        <w:t xml:space="preserve">, dan ketentuan-ketentuan yang ditetapkan oleh </w:t>
-      </w:r>
-      <w:r>
-        <w:rPr>
-          <w:b/>
-          <w:bCs/>
-        </w:rPr>
-        <w:t>PIHAK PERTAMA</w:t>
-      </w:r>
-      <w:bookmarkEnd w:id="2"/>
-      <w:r>
-        <w:t>.</w:t>
-      </w:r>
-    </w:p>
-    <w:p>
-      <w:pPr>
-        <w:jc w:val="center"/>
-        <w:rPr>
-          <w:b/>
-          <w:bCs/>
-        </w:rPr>
-      </w:pPr>
-      <w:r>
-        <w:rPr>
-          <w:b/>
-          <w:bCs/>
-        </w:rPr>
-        <w:t>Pasal 3</w:t>
-      </w:r>
-    </w:p>
-    <w:p>
-      <w:pPr>
-        <w:jc w:val="both"/>
-      </w:pPr>
-      <w:r>
-        <w:t xml:space="preserve">Jangka Waktu Perjanjian terhitung </w:t>
-      </w:r>
-      <w:r>
-        <w:t>tanggal</w:t>
-      </w:r>
-      <w:r>
-        <w:t xml:space="preserve"> </w:t>
-      </w:r>
-      <w:r>
-        <w:rPr>
-          <w:color w:val="FF0000"/>
-        </w:rPr>
-        <w:t>{tanggal</w:t>
-      </w:r>
-      <w:r>
-        <w:rPr>
-          <w:color w:val="FF0000"/>
-        </w:rPr>
-        <w:t>Mulai</w:t>
-      </w:r>
-      <w:r>
-        <w:rPr>
-          <w:color w:val="FF0000"/>
-        </w:rPr>
-        <w:t>}</w:t>
-      </w:r>
-      <w:r>
-        <w:rPr>
-          <w:color w:val="FF0000"/>
-        </w:rPr>
-        <w:t xml:space="preserve"> </w:t>
-      </w:r>
-      <w:r>
-        <w:rPr>
-          <w:color w:val="FF0000"/>
-        </w:rPr>
-        <w:t>{bula</w:t>
-      </w:r>
-      <w:r>
-        <w:rPr>
-          <w:color w:val="FF0000"/>
-        </w:rPr>
-        <w:t>n</w:t>
-      </w:r>
-      <w:r>
-        <w:rPr>
-          <w:color w:val="FF0000"/>
-        </w:rPr>
-        <w:t>}</w:t>
-      </w:r>
-      <w:r>
-        <w:rPr>
-          <w:color w:val="FF0000"/>
-        </w:rPr>
-        <w:t xml:space="preserve"> </w:t>
-      </w:r>
-      <w:r>
-        <w:t>sampai dengan tanggal</w:t>
-      </w:r>
-      <w:r>
-        <w:t xml:space="preserve"> </w:t>
-      </w:r>
-      <w:r>
-        <w:rPr>
-          <w:color w:val="FF0000"/>
-        </w:rPr>
-        <w:t>{tanggal</w:t>
-      </w:r>
-      <w:r>
-        <w:rPr>
-          <w:color w:val="FF0000"/>
-        </w:rPr>
-        <w:t>Selesai</w:t>
-      </w:r>
-      <w:r>
-        <w:rPr>
-          <w:color w:val="FF0000"/>
-        </w:rPr>
-        <w:t>}</w:t>
-      </w:r>
-      <w:r>
-        <w:rPr>
-          <w:color w:val="FF0000"/>
-        </w:rPr>
-        <w:t xml:space="preserve"> </w:t>
-      </w:r>
-      <w:r>
-        <w:rPr>
-          <w:color w:val="FF0000"/>
-        </w:rPr>
-        <w:t>{bulan}</w:t>
-      </w:r>
-      <w:r>
-        <w:rPr>
-          <w:color w:val="FF0000"/>
-        </w:rPr>
         <w:t xml:space="preserve"> </w:t>
       </w:r>
       <w:r>
@@ -1171,78 +1080,37 @@
       <w:r>
         <w:t xml:space="preserve">sebesar </w:t>
       </w:r>
-      <w:r>
-        <w:rPr>
-          <w:color w:val="FF0000"/>
-        </w:rPr>
-        <w:fldChar w:fldCharType="begin"/>
-      </w:r>
-      <w:r>
-        <w:rPr>
-          <w:color w:val="FF0000"/>
-        </w:rPr>
-        <w:instrText xml:space="preserve"> MERGEFIELD Honor </w:instrText>
-      </w:r>
-      <w:r>
-        <w:rPr>
-          <w:color w:val="FF0000"/>
-        </w:rPr>
-        <w:fldChar w:fldCharType="separate"/>
-      </w:r>
-      <w:r>
-        <w:rPr>
-          <w:noProof/>
-          <w:color w:val="FF0000"/>
-        </w:rPr>
-        <w:t xml:space="preserve">Rp. </w:t>
-      </w:r>
-      <w:r>
-        <w:rPr>
-          <w:noProof/>
-          <w:color w:val="FF0000"/>
-        </w:rPr>
-        <w:t>{honorTotalAll}</w:t>
-      </w:r>
-      <w:r>
-        <w:rPr>
-          <w:noProof/>
-          <w:color w:val="FF0000"/>
-        </w:rPr>
-        <w:t>,-</w:t>
-      </w:r>
-      <w:r>
-        <w:rPr>
-          <w:noProof/>
-          <w:color w:val="FF0000"/>
-        </w:rPr>
-        <w:fldChar w:fldCharType="end"/>
-      </w:r>
-      <w:r>
-        <w:rPr>
-          <w:color w:val="FF0000"/>
-        </w:rPr>
+      <w:fldSimple w:instr=" MERGEFIELD Honor ">
+        <w:r>
+          <w:rPr>
+            <w:noProof/>
+          </w:rPr>
+          <w:t xml:space="preserve">Rp. </w:t>
+        </w:r>
+        <w:r>
+          <w:rPr>
+            <w:noProof/>
+          </w:rPr>
+          <w:t>{honorTotalAll}</w:t>
+        </w:r>
+        <w:r>
+          <w:rPr>
+            <w:noProof/>
+          </w:rPr>
+          <w:t>,-</w:t>
+        </w:r>
+      </w:fldSimple>
+      <w:r>
         <w:t xml:space="preserve"> </w:t>
       </w:r>
       <w:r>
-        <w:rPr>
-          <w:color w:val="FF0000"/>
-        </w:rPr>
         <w:t>(</w:t>
       </w:r>
       <w:r>
-        <w:rPr>
-          <w:color w:val="FF0000"/>
-        </w:rPr>
         <w:t xml:space="preserve">{honorTotalAllTerbilang} </w:t>
       </w:r>
       <w:r>
-        <w:rPr>
-          <w:color w:val="FF0000"/>
-        </w:rPr>
-        <w:t xml:space="preserve">Rupiah) </w:t>
-      </w:r>
-      <w:r>
-        <w:t xml:space="preserve">untuk pekerjaan sebagaimana dimaksud dalam </w:t>
+        <w:t xml:space="preserve">Rupiah) untuk pekerjaan sebagaimana dimaksud dalam </w:t>
       </w:r>
       <w:r>
         <w:t>P</w:t>
@@ -1578,78 +1446,37 @@
       <w:r>
         <w:t xml:space="preserve"> </w:t>
       </w:r>
-      <w:r>
-        <w:rPr>
-          <w:color w:val="FF0000"/>
-        </w:rPr>
-        <w:fldChar w:fldCharType="begin"/>
-      </w:r>
-      <w:r>
-        <w:rPr>
-          <w:color w:val="FF0000"/>
-        </w:rPr>
-        <w:instrText xml:space="preserve"> MERGEFIELD Honor </w:instrText>
-      </w:r>
-      <w:r>
-        <w:rPr>
-          <w:color w:val="FF0000"/>
-        </w:rPr>
-        <w:fldChar w:fldCharType="separate"/>
-      </w:r>
-      <w:r>
-        <w:rPr>
-          <w:noProof/>
-          <w:color w:val="FF0000"/>
-        </w:rPr>
-        <w:t>Rp.</w:t>
-      </w:r>
-      <w:r>
-        <w:rPr>
-          <w:noProof/>
-          <w:color w:val="FF0000"/>
-        </w:rPr>
-        <w:t>{honorTotalAll}</w:t>
-      </w:r>
-      <w:r>
-        <w:rPr>
-          <w:noProof/>
-          <w:color w:val="FF0000"/>
-        </w:rPr>
-        <w:t>,-</w:t>
-      </w:r>
-      <w:r>
-        <w:rPr>
-          <w:noProof/>
-          <w:color w:val="FF0000"/>
-        </w:rPr>
-        <w:fldChar w:fldCharType="end"/>
-      </w:r>
-      <w:r>
-        <w:rPr>
-          <w:color w:val="FF0000"/>
-        </w:rPr>
+      <w:fldSimple w:instr=" MERGEFIELD Honor ">
+        <w:r>
+          <w:rPr>
+            <w:noProof/>
+          </w:rPr>
+          <w:t>Rp.</w:t>
+        </w:r>
+        <w:r>
+          <w:rPr>
+            <w:noProof/>
+          </w:rPr>
+          <w:t>{honorTotalAll}</w:t>
+        </w:r>
+        <w:r>
+          <w:rPr>
+            <w:noProof/>
+          </w:rPr>
+          <w:t>,-</w:t>
+        </w:r>
+      </w:fldSimple>
+      <w:r>
         <w:t xml:space="preserve"> </w:t>
       </w:r>
       <w:r>
-        <w:rPr>
-          <w:color w:val="FF0000"/>
-        </w:rPr>
         <w:t>(</w:t>
       </w:r>
       <w:r>
-        <w:rPr>
-          <w:color w:val="FF0000"/>
-        </w:rPr>
         <w:t>{honorTotalAllTerbilang} Rupiah</w:t>
       </w:r>
       <w:r>
-        <w:rPr>
-          <w:color w:val="FF0000"/>
-        </w:rPr>
-        <w:t>)</w:t>
-      </w:r>
-      <w:r>
-        <w:t>.</w:t>
+        <w:t>).</w:t>
       </w:r>
     </w:p>
     <w:p>
@@ -2069,7 +1896,6 @@
               <w:jc w:val="center"/>
               <w:rPr>
                 <w:rFonts w:ascii="Calibri" w:eastAsia="Times New Roman" w:hAnsi="Calibri" w:cs="Calibri"/>
-                <w:color w:val="000000"/>
                 <w:kern w:val="0"/>
                 <w:lang w:eastAsia="en-ID"/>
                 <w14:ligatures w14:val="none"/>
@@ -2080,7 +1906,6 @@
                 <w:rFonts w:ascii="Calibri" w:eastAsia="Times New Roman" w:hAnsi="Calibri" w:cs="Calibri"/>
                 <w:b/>
                 <w:bCs/>
-                <w:color w:val="000000"/>
                 <w:kern w:val="0"/>
                 <w:lang w:eastAsia="en-ID"/>
                 <w14:ligatures w14:val="none"/>
@@ -2090,7 +1915,6 @@
             <w:r>
               <w:rPr>
                 <w:rFonts w:ascii="Calibri" w:eastAsia="Times New Roman" w:hAnsi="Calibri" w:cs="Calibri"/>
-                <w:color w:val="000000"/>
                 <w:kern w:val="0"/>
                 <w:lang w:eastAsia="en-ID"/>
                 <w14:ligatures w14:val="none"/>
@@ -2118,7 +1942,6 @@
               <w:jc w:val="center"/>
               <w:rPr>
                 <w:rFonts w:ascii="Calibri" w:eastAsia="Times New Roman" w:hAnsi="Calibri" w:cs="Calibri"/>
-                <w:color w:val="000000"/>
                 <w:kern w:val="0"/>
                 <w:lang w:eastAsia="en-ID"/>
                 <w14:ligatures w14:val="none"/>
@@ -2129,7 +1952,6 @@
                 <w:rFonts w:ascii="Calibri" w:eastAsia="Times New Roman" w:hAnsi="Calibri" w:cs="Calibri"/>
                 <w:b/>
                 <w:bCs/>
-                <w:color w:val="000000"/>
                 <w:kern w:val="0"/>
                 <w:lang w:eastAsia="en-ID"/>
                 <w14:ligatures w14:val="none"/>
@@ -2139,7 +1961,6 @@
             <w:r>
               <w:rPr>
                 <w:rFonts w:ascii="Calibri" w:eastAsia="Times New Roman" w:hAnsi="Calibri" w:cs="Calibri"/>
-                <w:color w:val="000000"/>
                 <w:kern w:val="0"/>
                 <w:lang w:eastAsia="en-ID"/>
                 <w14:ligatures w14:val="none"/>
@@ -2172,7 +1993,6 @@
               <w:jc w:val="center"/>
               <w:rPr>
                 <w:rFonts w:ascii="Calibri" w:eastAsia="Times New Roman" w:hAnsi="Calibri" w:cs="Calibri"/>
-                <w:color w:val="000000"/>
                 <w:kern w:val="0"/>
                 <w:lang w:eastAsia="en-ID"/>
                 <w14:ligatures w14:val="none"/>
@@ -2185,7 +2005,6 @@
               <w:jc w:val="center"/>
               <w:rPr>
                 <w:rFonts w:ascii="Calibri" w:eastAsia="Times New Roman" w:hAnsi="Calibri" w:cs="Calibri"/>
-                <w:color w:val="000000"/>
                 <w:kern w:val="0"/>
                 <w:lang w:eastAsia="en-ID"/>
                 <w14:ligatures w14:val="none"/>
@@ -2198,7 +2017,6 @@
               <w:jc w:val="center"/>
               <w:rPr>
                 <w:rFonts w:ascii="Calibri" w:eastAsia="Times New Roman" w:hAnsi="Calibri" w:cs="Calibri"/>
-                <w:color w:val="000000"/>
                 <w:kern w:val="0"/>
                 <w:lang w:eastAsia="en-ID"/>
                 <w14:ligatures w14:val="none"/>
@@ -2211,7 +2029,6 @@
               <w:jc w:val="center"/>
               <w:rPr>
                 <w:rFonts w:ascii="Calibri" w:eastAsia="Times New Roman" w:hAnsi="Calibri" w:cs="Calibri"/>
-                <w:color w:val="000000"/>
                 <w:kern w:val="0"/>
                 <w:lang w:eastAsia="en-ID"/>
                 <w14:ligatures w14:val="none"/>
@@ -2224,7 +2041,6 @@
               <w:jc w:val="center"/>
               <w:rPr>
                 <w:rFonts w:ascii="Calibri" w:eastAsia="Times New Roman" w:hAnsi="Calibri" w:cs="Calibri"/>
-                <w:color w:val="000000"/>
                 <w:kern w:val="0"/>
                 <w:lang w:eastAsia="en-ID"/>
                 <w14:ligatures w14:val="none"/>
@@ -2237,7 +2053,6 @@
               <w:jc w:val="center"/>
               <w:rPr>
                 <w:rFonts w:ascii="Calibri" w:eastAsia="Times New Roman" w:hAnsi="Calibri" w:cs="Calibri"/>
-                <w:color w:val="000000"/>
                 <w:kern w:val="0"/>
                 <w:lang w:eastAsia="en-ID"/>
                 <w14:ligatures w14:val="none"/>
@@ -2297,16 +2112,14 @@
               <w:jc w:val="center"/>
               <w:rPr>
                 <w:rFonts w:ascii="Calibri" w:eastAsia="Times New Roman" w:hAnsi="Calibri" w:cs="Calibri"/>
-                <w:color w:val="000000"/>
-                <w:kern w:val="0"/>
-                <w:lang w:eastAsia="en-ID"/>
-                <w14:ligatures w14:val="none"/>
-              </w:rPr>
-            </w:pPr>
-            <w:r>
-              <w:rPr>
-                <w:rFonts w:ascii="Calibri" w:eastAsia="Times New Roman" w:hAnsi="Calibri" w:cs="Calibri"/>
-                <w:color w:val="EE0000"/>
+                <w:kern w:val="0"/>
+                <w:lang w:eastAsia="en-ID"/>
+                <w14:ligatures w14:val="none"/>
+              </w:rPr>
+            </w:pPr>
+            <w:r>
+              <w:rPr>
+                <w:rFonts w:ascii="Calibri" w:eastAsia="Times New Roman" w:hAnsi="Calibri" w:cs="Calibri"/>
                 <w:kern w:val="0"/>
                 <w:lang w:eastAsia="en-ID"/>
                 <w14:ligatures w14:val="none"/>
@@ -2334,16 +2147,14 @@
               <w:jc w:val="center"/>
               <w:rPr>
                 <w:rFonts w:ascii="Calibri" w:eastAsia="Times New Roman" w:hAnsi="Calibri" w:cs="Calibri"/>
-                <w:color w:val="000000"/>
-                <w:kern w:val="0"/>
-                <w:lang w:eastAsia="en-ID"/>
-                <w14:ligatures w14:val="none"/>
-              </w:rPr>
-            </w:pPr>
-            <w:r>
-              <w:rPr>
-                <w:rFonts w:ascii="Calibri" w:eastAsia="Times New Roman" w:hAnsi="Calibri" w:cs="Calibri"/>
-                <w:color w:val="FF0000"/>
+                <w:kern w:val="0"/>
+                <w:lang w:eastAsia="en-ID"/>
+                <w14:ligatures w14:val="none"/>
+              </w:rPr>
+            </w:pPr>
+            <w:r>
+              <w:rPr>
+                <w:rFonts w:ascii="Calibri" w:eastAsia="Times New Roman" w:hAnsi="Calibri" w:cs="Calibri"/>
                 <w:kern w:val="0"/>
                 <w:lang w:eastAsia="en-ID"/>
                 <w14:ligatures w14:val="none"/>
@@ -2358,289 +2169,6 @@
       <w:pPr>
         <w:pStyle w:val="ListParagraph"/>
         <w:ind w:left="0"/>
-      </w:pPr>
-    </w:p>
-    <w:p/>
-    <w:p/>
-    <w:p/>
-    <w:p/>
-    <w:p/>
-    <w:p/>
-    <w:p/>
-    <w:p/>
-    <w:p/>
-    <w:p/>
-    <w:p/>
-    <w:p/>
-    <w:p/>
-    <w:p/>
-    <w:p/>
-    <w:p/>
-    <w:p/>
-    <w:p/>
-    <w:p>
-      <w:pPr>
-        <w:rPr>
-          <w:b/>
-          <w:bCs/>
-          <w:color w:val="000000" w:themeColor="text1"/>
-          <w:sz w:val="28"/>
-          <w:szCs w:val="28"/>
-        </w:rPr>
-      </w:pPr>
-      <w:r>
-        <w:rPr>
-          <w:b/>
-          <w:bCs/>
-          <w:color w:val="000000" w:themeColor="text1"/>
-          <w:sz w:val="28"/>
-          <w:szCs w:val="28"/>
-        </w:rPr>
-        <w:t>CATATAN: HALAMAN INI TIDAK UNTUK DIPRINT</w:t>
-      </w:r>
-    </w:p>
-    <w:p>
-      <w:pPr>
-        <w:rPr>
-          <w:b/>
-          <w:bCs/>
-          <w:color w:val="000000" w:themeColor="text1"/>
-          <w:sz w:val="28"/>
-          <w:szCs w:val="28"/>
-        </w:rPr>
-      </w:pPr>
-      <w:r>
-        <w:rPr>
-          <w:b/>
-          <w:bCs/>
-          <w:color w:val="000000" w:themeColor="text1"/>
-          <w:sz w:val="28"/>
-          <w:szCs w:val="28"/>
-        </w:rPr>
-        <w:t xml:space="preserve">Setelah buat SPK ini, maka buat lampiran seperti </w:t>
-      </w:r>
-      <w:r>
-        <w:rPr>
-          <w:b/>
-          <w:bCs/>
-          <w:color w:val="000000" w:themeColor="text1"/>
-          <w:sz w:val="28"/>
-          <w:szCs w:val="28"/>
-        </w:rPr>
-        <w:t>draf</w:t>
-      </w:r>
-      <w:r>
-        <w:rPr>
-          <w:b/>
-          <w:bCs/>
-          <w:color w:val="000000" w:themeColor="text1"/>
-          <w:sz w:val="28"/>
-          <w:szCs w:val="28"/>
-        </w:rPr>
-        <w:t xml:space="preserve"> lampiran SPK 202</w:t>
-      </w:r>
-      <w:r>
-        <w:rPr>
-          <w:b/>
-          <w:bCs/>
-          <w:color w:val="000000" w:themeColor="text1"/>
-          <w:sz w:val="28"/>
-          <w:szCs w:val="28"/>
-        </w:rPr>
-        <w:t>6</w:t>
-      </w:r>
-      <w:r>
-        <w:rPr>
-          <w:b/>
-          <w:bCs/>
-          <w:color w:val="000000" w:themeColor="text1"/>
-          <w:sz w:val="28"/>
-          <w:szCs w:val="28"/>
-        </w:rPr>
-        <w:t xml:space="preserve"> untuk datanya lihat di link markisa </w:t>
-      </w:r>
-      <w:hyperlink r:id="rId6" w:history="1">
-        <w:r>
-          <w:rPr>
-            <w:rStyle w:val="Hyperlink"/>
-            <w:b/>
-            <w:bCs/>
-            <w:color w:val="000000" w:themeColor="text1"/>
-            <w:sz w:val="28"/>
-            <w:szCs w:val="28"/>
-          </w:rPr>
-          <w:t>https://sites.google.com/view/1603-markisa/mitra-bulanan</w:t>
-        </w:r>
-      </w:hyperlink>
-      <w:r>
-        <w:rPr>
-          <w:b/>
-          <w:bCs/>
-          <w:color w:val="000000" w:themeColor="text1"/>
-          <w:sz w:val="28"/>
-          <w:szCs w:val="28"/>
-        </w:rPr>
-        <w:t xml:space="preserve"> MITRA BULANAN sesuai dengan nama yang ada di SPK buat setiap akhir bulan sebelum bulan pelaksanaan. Misal SPK bulan Juli sudah harus dibuat diakhir bulan Juni.</w:t>
-      </w:r>
-    </w:p>
-    <w:p>
-      <w:pPr>
-        <w:rPr>
-          <w:b/>
-          <w:bCs/>
-        </w:rPr>
-      </w:pPr>
-    </w:p>
-    <w:p>
-      <w:pPr>
-        <w:rPr>
-          <w:b/>
-          <w:bCs/>
-        </w:rPr>
-      </w:pPr>
-    </w:p>
-    <w:p>
-      <w:pPr>
-        <w:rPr>
-          <w:b/>
-          <w:bCs/>
-        </w:rPr>
-      </w:pPr>
-    </w:p>
-    <w:p>
-      <w:pPr>
-        <w:rPr>
-          <w:b/>
-          <w:bCs/>
-        </w:rPr>
-      </w:pPr>
-    </w:p>
-    <w:p>
-      <w:pPr>
-        <w:rPr>
-          <w:b/>
-          <w:bCs/>
-        </w:rPr>
-      </w:pPr>
-    </w:p>
-    <w:p>
-      <w:pPr>
-        <w:rPr>
-          <w:b/>
-          <w:bCs/>
-        </w:rPr>
-      </w:pPr>
-    </w:p>
-    <w:p>
-      <w:pPr>
-        <w:rPr>
-          <w:b/>
-          <w:bCs/>
-        </w:rPr>
-      </w:pPr>
-    </w:p>
-    <w:p>
-      <w:pPr>
-        <w:rPr>
-          <w:b/>
-          <w:bCs/>
-        </w:rPr>
-      </w:pPr>
-    </w:p>
-    <w:p>
-      <w:pPr>
-        <w:rPr>
-          <w:b/>
-          <w:bCs/>
-        </w:rPr>
-      </w:pPr>
-    </w:p>
-    <w:p>
-      <w:pPr>
-        <w:rPr>
-          <w:b/>
-          <w:bCs/>
-        </w:rPr>
-      </w:pPr>
-    </w:p>
-    <w:p>
-      <w:pPr>
-        <w:rPr>
-          <w:b/>
-          <w:bCs/>
-        </w:rPr>
-      </w:pPr>
-    </w:p>
-    <w:p>
-      <w:pPr>
-        <w:rPr>
-          <w:b/>
-          <w:bCs/>
-        </w:rPr>
-      </w:pPr>
-    </w:p>
-    <w:p>
-      <w:pPr>
-        <w:rPr>
-          <w:b/>
-          <w:bCs/>
-        </w:rPr>
-      </w:pPr>
-    </w:p>
-    <w:p>
-      <w:pPr>
-        <w:rPr>
-          <w:b/>
-          <w:bCs/>
-        </w:rPr>
-      </w:pPr>
-    </w:p>
-    <w:p>
-      <w:pPr>
-        <w:rPr>
-          <w:b/>
-          <w:bCs/>
-        </w:rPr>
-      </w:pPr>
-    </w:p>
-    <w:p>
-      <w:pPr>
-        <w:rPr>
-          <w:b/>
-          <w:bCs/>
-        </w:rPr>
-      </w:pPr>
-    </w:p>
-    <w:p>
-      <w:pPr>
-        <w:rPr>
-          <w:b/>
-          <w:bCs/>
-        </w:rPr>
-      </w:pPr>
-    </w:p>
-    <w:p>
-      <w:pPr>
-        <w:rPr>
-          <w:b/>
-          <w:bCs/>
-        </w:rPr>
-      </w:pPr>
-    </w:p>
-    <w:p>
-      <w:pPr>
-        <w:rPr>
-          <w:b/>
-          <w:bCs/>
-        </w:rPr>
-      </w:pPr>
-    </w:p>
-    <w:p>
-      <w:pPr>
-        <w:rPr>
-          <w:b/>
-          <w:bCs/>
-        </w:rPr>
       </w:pPr>
     </w:p>
     <w:p>
@@ -2729,15 +2257,7 @@
             <w:tcW w:w="4314" w:type="dxa"/>
           </w:tcPr>
           <w:p>
-            <w:pPr>
-              <w:rPr>
-                <w:color w:val="FF0000"/>
-              </w:rPr>
-            </w:pPr>
-            <w:r>
-              <w:rPr>
-                <w:color w:val="FF0000"/>
-              </w:rPr>
+            <w:r>
               <w:t>{nomorLampiran}</w:t>
             </w:r>
           </w:p>
@@ -2776,14 +2296,14 @@
         <w:tblLook w:val="04A0" w:firstRow="1" w:lastRow="0" w:firstColumn="1" w:lastColumn="0" w:noHBand="0" w:noVBand="1"/>
       </w:tblPr>
       <w:tblGrid>
-        <w:gridCol w:w="1738"/>
-        <w:gridCol w:w="1740"/>
-        <w:gridCol w:w="1742"/>
-        <w:gridCol w:w="1739"/>
-        <w:gridCol w:w="1740"/>
-        <w:gridCol w:w="1743"/>
-        <w:gridCol w:w="1743"/>
-        <w:gridCol w:w="1763"/>
+        <w:gridCol w:w="1641"/>
+        <w:gridCol w:w="1611"/>
+        <w:gridCol w:w="1717"/>
+        <w:gridCol w:w="1589"/>
+        <w:gridCol w:w="1576"/>
+        <w:gridCol w:w="1694"/>
+        <w:gridCol w:w="1704"/>
+        <w:gridCol w:w="2416"/>
       </w:tblGrid>
       <w:tr>
         <w:trPr>
@@ -2791,7 +2311,7 @@
         </w:trPr>
         <w:tc>
           <w:tcPr>
-            <w:tcW w:w="1743" w:type="dxa"/>
+            <w:tcW w:w="1641" w:type="dxa"/>
             <w:vMerge w:val="restart"/>
             <w:vAlign w:val="center"/>
           </w:tcPr>
@@ -2806,7 +2326,7 @@
         </w:tc>
         <w:tc>
           <w:tcPr>
-            <w:tcW w:w="1743" w:type="dxa"/>
+            <w:tcW w:w="1611" w:type="dxa"/>
             <w:vMerge w:val="restart"/>
             <w:vAlign w:val="center"/>
           </w:tcPr>
@@ -2821,7 +2341,7 @@
         </w:tc>
         <w:tc>
           <w:tcPr>
-            <w:tcW w:w="1743" w:type="dxa"/>
+            <w:tcW w:w="1717" w:type="dxa"/>
             <w:vMerge w:val="restart"/>
             <w:vAlign w:val="center"/>
           </w:tcPr>
@@ -2836,7 +2356,7 @@
         </w:tc>
         <w:tc>
           <w:tcPr>
-            <w:tcW w:w="3487" w:type="dxa"/>
+            <w:tcW w:w="3165" w:type="dxa"/>
             <w:gridSpan w:val="2"/>
             <w:vAlign w:val="center"/>
           </w:tcPr>
@@ -2851,7 +2371,7 @@
         </w:tc>
         <w:tc>
           <w:tcPr>
-            <w:tcW w:w="1744" w:type="dxa"/>
+            <w:tcW w:w="1694" w:type="dxa"/>
             <w:vMerge w:val="restart"/>
             <w:vAlign w:val="center"/>
           </w:tcPr>
@@ -2874,7 +2394,7 @@
         </w:tc>
         <w:tc>
           <w:tcPr>
-            <w:tcW w:w="1744" w:type="dxa"/>
+            <w:tcW w:w="1704" w:type="dxa"/>
             <w:vMerge w:val="restart"/>
             <w:vAlign w:val="center"/>
           </w:tcPr>
@@ -2897,7 +2417,7 @@
         </w:tc>
         <w:tc>
           <w:tcPr>
-            <w:tcW w:w="1744" w:type="dxa"/>
+            <w:tcW w:w="2416" w:type="dxa"/>
             <w:vMerge w:val="restart"/>
             <w:vAlign w:val="center"/>
           </w:tcPr>
@@ -2917,7 +2437,7 @@
         </w:trPr>
         <w:tc>
           <w:tcPr>
-            <w:tcW w:w="1743" w:type="dxa"/>
+            <w:tcW w:w="1641" w:type="dxa"/>
             <w:vMerge/>
             <w:vAlign w:val="center"/>
           </w:tcPr>
@@ -2929,7 +2449,7 @@
         </w:tc>
         <w:tc>
           <w:tcPr>
-            <w:tcW w:w="1743" w:type="dxa"/>
+            <w:tcW w:w="1611" w:type="dxa"/>
             <w:vMerge/>
             <w:vAlign w:val="center"/>
           </w:tcPr>
@@ -2941,7 +2461,7 @@
         </w:tc>
         <w:tc>
           <w:tcPr>
-            <w:tcW w:w="1743" w:type="dxa"/>
+            <w:tcW w:w="1717" w:type="dxa"/>
             <w:vMerge/>
             <w:vAlign w:val="center"/>
           </w:tcPr>
@@ -2953,7 +2473,7 @@
         </w:tc>
         <w:tc>
           <w:tcPr>
-            <w:tcW w:w="1743" w:type="dxa"/>
+            <w:tcW w:w="1589" w:type="dxa"/>
             <w:vAlign w:val="center"/>
           </w:tcPr>
           <w:p>
@@ -2967,7 +2487,7 @@
         </w:tc>
         <w:tc>
           <w:tcPr>
-            <w:tcW w:w="1744" w:type="dxa"/>
+            <w:tcW w:w="1576" w:type="dxa"/>
             <w:vAlign w:val="center"/>
           </w:tcPr>
           <w:p>
@@ -2981,7 +2501,7 @@
         </w:tc>
         <w:tc>
           <w:tcPr>
-            <w:tcW w:w="1744" w:type="dxa"/>
+            <w:tcW w:w="1694" w:type="dxa"/>
             <w:vMerge/>
             <w:vAlign w:val="center"/>
           </w:tcPr>
@@ -2993,7 +2513,7 @@
         </w:tc>
         <w:tc>
           <w:tcPr>
-            <w:tcW w:w="1744" w:type="dxa"/>
+            <w:tcW w:w="1704" w:type="dxa"/>
             <w:vMerge/>
             <w:vAlign w:val="center"/>
           </w:tcPr>
@@ -3005,7 +2525,7 @@
         </w:tc>
         <w:tc>
           <w:tcPr>
-            <w:tcW w:w="1744" w:type="dxa"/>
+            <w:tcW w:w="2416" w:type="dxa"/>
             <w:vMerge/>
             <w:vAlign w:val="center"/>
           </w:tcPr>
@@ -3019,7 +2539,7 @@
       <w:tr>
         <w:tc>
           <w:tcPr>
-            <w:tcW w:w="1743" w:type="dxa"/>
+            <w:tcW w:w="1641" w:type="dxa"/>
             <w:vAlign w:val="center"/>
           </w:tcPr>
           <w:p>
@@ -3033,7 +2553,7 @@
         </w:tc>
         <w:tc>
           <w:tcPr>
-            <w:tcW w:w="1743" w:type="dxa"/>
+            <w:tcW w:w="1611" w:type="dxa"/>
             <w:vAlign w:val="center"/>
           </w:tcPr>
           <w:p>
@@ -3047,7 +2567,7 @@
         </w:tc>
         <w:tc>
           <w:tcPr>
-            <w:tcW w:w="1743" w:type="dxa"/>
+            <w:tcW w:w="1717" w:type="dxa"/>
             <w:vAlign w:val="center"/>
           </w:tcPr>
           <w:p>
@@ -3061,7 +2581,7 @@
         </w:tc>
         <w:tc>
           <w:tcPr>
-            <w:tcW w:w="1743" w:type="dxa"/>
+            <w:tcW w:w="1589" w:type="dxa"/>
             <w:vAlign w:val="center"/>
           </w:tcPr>
           <w:p>
@@ -3075,7 +2595,7 @@
         </w:tc>
         <w:tc>
           <w:tcPr>
-            <w:tcW w:w="1744" w:type="dxa"/>
+            <w:tcW w:w="1576" w:type="dxa"/>
             <w:vAlign w:val="center"/>
           </w:tcPr>
           <w:p>
@@ -3089,7 +2609,7 @@
         </w:tc>
         <w:tc>
           <w:tcPr>
-            <w:tcW w:w="1744" w:type="dxa"/>
+            <w:tcW w:w="1694" w:type="dxa"/>
             <w:vAlign w:val="center"/>
           </w:tcPr>
           <w:p>
@@ -3103,7 +2623,7 @@
         </w:tc>
         <w:tc>
           <w:tcPr>
-            <w:tcW w:w="1744" w:type="dxa"/>
+            <w:tcW w:w="1704" w:type="dxa"/>
             <w:vAlign w:val="center"/>
           </w:tcPr>
           <w:p>
@@ -3117,7 +2637,7 @@
         </w:tc>
         <w:tc>
           <w:tcPr>
-            <w:tcW w:w="1744" w:type="dxa"/>
+            <w:tcW w:w="2416" w:type="dxa"/>
             <w:vAlign w:val="center"/>
           </w:tcPr>
           <w:p>
@@ -3133,7 +2653,7 @@
       <w:tr>
         <w:tc>
           <w:tcPr>
-            <w:tcW w:w="1743" w:type="dxa"/>
+            <w:tcW w:w="1641" w:type="dxa"/>
             <w:vAlign w:val="center"/>
           </w:tcPr>
           <w:p>
@@ -3143,435 +2663,155 @@
             <w:r>
               <w:t>{#rows}</w:t>
             </w:r>
-          </w:p>
-        </w:tc>
-        <w:tc>
-          <w:tcPr>
-            <w:tcW w:w="1743" w:type="dxa"/>
+            <w:r>
+              <w:t>{</w:t>
+            </w:r>
+            <w:r>
+              <w:t>no</w:t>
+            </w:r>
+            <w:r>
+              <w:t>}</w:t>
+            </w:r>
+          </w:p>
+        </w:tc>
+        <w:tc>
+          <w:tcPr>
+            <w:tcW w:w="1611" w:type="dxa"/>
             <w:vAlign w:val="center"/>
           </w:tcPr>
           <w:p>
-            <w:pPr>
-              <w:jc w:val="center"/>
-            </w:pPr>
-          </w:p>
-        </w:tc>
-        <w:tc>
-          <w:tcPr>
-            <w:tcW w:w="1743" w:type="dxa"/>
+            <w:r>
+              <w:t>{Kegiatan}</w:t>
+            </w:r>
+          </w:p>
+        </w:tc>
+        <w:tc>
+          <w:tcPr>
+            <w:tcW w:w="1717" w:type="dxa"/>
             <w:vAlign w:val="center"/>
           </w:tcPr>
           <w:p>
             <w:pPr>
               <w:jc w:val="center"/>
             </w:pPr>
-          </w:p>
-        </w:tc>
-        <w:tc>
-          <w:tcPr>
-            <w:tcW w:w="1743" w:type="dxa"/>
+            <w:r>
+              <w:t>{tanggalMulai} s.d {tanggalSelesai} {bulan} {tahun}</w:t>
+            </w:r>
+          </w:p>
+        </w:tc>
+        <w:tc>
+          <w:tcPr>
+            <w:tcW w:w="1589" w:type="dxa"/>
             <w:vAlign w:val="center"/>
           </w:tcPr>
           <w:p>
             <w:pPr>
               <w:jc w:val="center"/>
             </w:pPr>
-          </w:p>
-        </w:tc>
-        <w:tc>
-          <w:tcPr>
-            <w:tcW w:w="1744" w:type="dxa"/>
+            <w:r>
+              <w:t>{volume}</w:t>
+            </w:r>
+          </w:p>
+        </w:tc>
+        <w:tc>
+          <w:tcPr>
+            <w:tcW w:w="1576" w:type="dxa"/>
             <w:vAlign w:val="center"/>
           </w:tcPr>
           <w:p>
             <w:pPr>
               <w:jc w:val="center"/>
             </w:pPr>
-          </w:p>
-        </w:tc>
-        <w:tc>
-          <w:tcPr>
-            <w:tcW w:w="1744" w:type="dxa"/>
+            <w:r>
+              <w:t>{satuan}</w:t>
+            </w:r>
+          </w:p>
+        </w:tc>
+        <w:tc>
+          <w:tcPr>
+            <w:tcW w:w="1694" w:type="dxa"/>
             <w:vAlign w:val="center"/>
           </w:tcPr>
           <w:p>
             <w:pPr>
               <w:jc w:val="center"/>
             </w:pPr>
-          </w:p>
-        </w:tc>
-        <w:tc>
-          <w:tcPr>
-            <w:tcW w:w="1744" w:type="dxa"/>
+            <w:r>
+              <w:t>{honorSatuan}</w:t>
+            </w:r>
+          </w:p>
+        </w:tc>
+        <w:tc>
+          <w:tcPr>
+            <w:tcW w:w="1704" w:type="dxa"/>
             <w:vAlign w:val="center"/>
           </w:tcPr>
           <w:p>
             <w:pPr>
               <w:jc w:val="center"/>
             </w:pPr>
-          </w:p>
-        </w:tc>
-        <w:tc>
-          <w:tcPr>
-            <w:tcW w:w="1744" w:type="dxa"/>
+            <w:r>
+              <w:t>{honorTotal}</w:t>
+            </w:r>
+          </w:p>
+        </w:tc>
+        <w:tc>
+          <w:tcPr>
+            <w:tcW w:w="2416" w:type="dxa"/>
             <w:vAlign w:val="center"/>
           </w:tcPr>
           <w:p>
             <w:pPr>
               <w:jc w:val="center"/>
             </w:pPr>
+            <w:r>
+              <w:t>{bebanAnggaran}</w:t>
+            </w:r>
+            <w:r>
+              <w:t>{/rows}</w:t>
+            </w:r>
           </w:p>
         </w:tc>
       </w:tr>
       <w:tr>
         <w:tc>
           <w:tcPr>
-            <w:tcW w:w="1743" w:type="dxa"/>
-            <w:vAlign w:val="center"/>
-          </w:tcPr>
-          <w:p>
-            <w:pPr>
-              <w:jc w:val="center"/>
-              <w:rPr>
-                <w:color w:val="FF0000"/>
-              </w:rPr>
-            </w:pPr>
-            <w:r>
-              <w:rPr>
-                <w:color w:val="FF0000"/>
-              </w:rPr>
-              <w:t>{</w:t>
-            </w:r>
-            <w:r>
-              <w:rPr>
-                <w:color w:val="FF0000"/>
-              </w:rPr>
-              <w:t>no</w:t>
-            </w:r>
-            <w:r>
-              <w:rPr>
-                <w:color w:val="FF0000"/>
-              </w:rPr>
-              <w:t>}</w:t>
-            </w:r>
-          </w:p>
-        </w:tc>
-        <w:tc>
-          <w:tcPr>
-            <w:tcW w:w="1743" w:type="dxa"/>
-            <w:vAlign w:val="center"/>
-          </w:tcPr>
-          <w:p>
-            <w:pPr>
-              <w:rPr>
-                <w:color w:val="FF0000"/>
-              </w:rPr>
-            </w:pPr>
-            <w:r>
-              <w:rPr>
-                <w:color w:val="FF0000"/>
-              </w:rPr>
-              <w:t>{Kegiatan}</w:t>
-            </w:r>
-          </w:p>
-        </w:tc>
-        <w:tc>
-          <w:tcPr>
-            <w:tcW w:w="1743" w:type="dxa"/>
-            <w:vAlign w:val="center"/>
-          </w:tcPr>
-          <w:p>
-            <w:pPr>
-              <w:jc w:val="center"/>
-              <w:rPr>
-                <w:color w:val="FF0000"/>
-              </w:rPr>
-            </w:pPr>
-            <w:r>
-              <w:rPr>
-                <w:color w:val="FF0000"/>
-              </w:rPr>
-              <w:t>{tanggalMulai} s.d {tanggalSelesai} {bulan} {tahun}</w:t>
-            </w:r>
-          </w:p>
-        </w:tc>
-        <w:tc>
-          <w:tcPr>
-            <w:tcW w:w="1743" w:type="dxa"/>
-            <w:vAlign w:val="center"/>
-          </w:tcPr>
-          <w:p>
-            <w:pPr>
-              <w:jc w:val="center"/>
-              <w:rPr>
-                <w:color w:val="FF0000"/>
-              </w:rPr>
-            </w:pPr>
-            <w:r>
-              <w:rPr>
-                <w:color w:val="FF0000"/>
-              </w:rPr>
-              <w:t>{volume}</w:t>
-            </w:r>
-          </w:p>
-        </w:tc>
-        <w:tc>
-          <w:tcPr>
-            <w:tcW w:w="1744" w:type="dxa"/>
-            <w:vAlign w:val="center"/>
-          </w:tcPr>
-          <w:p>
-            <w:pPr>
-              <w:jc w:val="center"/>
-              <w:rPr>
-                <w:color w:val="FF0000"/>
-              </w:rPr>
-            </w:pPr>
-            <w:r>
-              <w:rPr>
-                <w:color w:val="FF0000"/>
-              </w:rPr>
-              <w:t>{satuan}</w:t>
-            </w:r>
-          </w:p>
-        </w:tc>
-        <w:tc>
-          <w:tcPr>
-            <w:tcW w:w="1744" w:type="dxa"/>
-            <w:vAlign w:val="center"/>
-          </w:tcPr>
-          <w:p>
-            <w:pPr>
-              <w:jc w:val="center"/>
-              <w:rPr>
-                <w:color w:val="FF0000"/>
-              </w:rPr>
-            </w:pPr>
-            <w:r>
-              <w:rPr>
-                <w:color w:val="FF0000"/>
-              </w:rPr>
-              <w:t>{honorSatuan}</w:t>
-            </w:r>
-          </w:p>
-        </w:tc>
-        <w:tc>
-          <w:tcPr>
-            <w:tcW w:w="1744" w:type="dxa"/>
-            <w:vAlign w:val="center"/>
-          </w:tcPr>
-          <w:p>
-            <w:pPr>
-              <w:jc w:val="center"/>
-              <w:rPr>
-                <w:color w:val="FF0000"/>
-              </w:rPr>
-            </w:pPr>
-            <w:r>
-              <w:rPr>
-                <w:color w:val="FF0000"/>
-              </w:rPr>
-              <w:t>{honorTotal}</w:t>
-            </w:r>
-          </w:p>
-        </w:tc>
-        <w:tc>
-          <w:tcPr>
-            <w:tcW w:w="1744" w:type="dxa"/>
-            <w:vAlign w:val="center"/>
-          </w:tcPr>
-          <w:p>
-            <w:pPr>
-              <w:jc w:val="center"/>
-              <w:rPr>
-                <w:color w:val="FF0000"/>
-              </w:rPr>
-            </w:pPr>
-            <w:r>
-              <w:rPr>
-                <w:color w:val="FF0000"/>
-              </w:rPr>
-              <w:t>{bebanAnggaran}</w:t>
-            </w:r>
-          </w:p>
-        </w:tc>
-      </w:tr>
-      <w:tr>
-        <w:tc>
-          <w:tcPr>
-            <w:tcW w:w="1743" w:type="dxa"/>
-            <w:vAlign w:val="center"/>
-          </w:tcPr>
-          <w:p>
-            <w:pPr>
-              <w:jc w:val="center"/>
-              <w:rPr>
-                <w:color w:val="FF0000"/>
-              </w:rPr>
-            </w:pPr>
-            <w:r>
-              <w:rPr>
-                <w:color w:val="FF0000"/>
-              </w:rPr>
-              <w:t>{/rows}</w:t>
-            </w:r>
-          </w:p>
-        </w:tc>
-        <w:tc>
-          <w:tcPr>
-            <w:tcW w:w="1743" w:type="dxa"/>
-            <w:vAlign w:val="center"/>
-          </w:tcPr>
-          <w:p>
-            <w:pPr>
-              <w:rPr>
-                <w:color w:val="FF0000"/>
-              </w:rPr>
-            </w:pPr>
-          </w:p>
-        </w:tc>
-        <w:tc>
-          <w:tcPr>
-            <w:tcW w:w="1743" w:type="dxa"/>
-            <w:vAlign w:val="center"/>
-          </w:tcPr>
-          <w:p>
-            <w:pPr>
-              <w:jc w:val="center"/>
-              <w:rPr>
-                <w:color w:val="FF0000"/>
-              </w:rPr>
-            </w:pPr>
-          </w:p>
-        </w:tc>
-        <w:tc>
-          <w:tcPr>
-            <w:tcW w:w="1743" w:type="dxa"/>
-            <w:vAlign w:val="center"/>
-          </w:tcPr>
-          <w:p>
-            <w:pPr>
-              <w:jc w:val="center"/>
-              <w:rPr>
-                <w:color w:val="FF0000"/>
-              </w:rPr>
-            </w:pPr>
-          </w:p>
-        </w:tc>
-        <w:tc>
-          <w:tcPr>
-            <w:tcW w:w="1744" w:type="dxa"/>
-            <w:vAlign w:val="center"/>
-          </w:tcPr>
-          <w:p>
-            <w:pPr>
-              <w:jc w:val="center"/>
-              <w:rPr>
-                <w:color w:val="FF0000"/>
-              </w:rPr>
-            </w:pPr>
-          </w:p>
-        </w:tc>
-        <w:tc>
-          <w:tcPr>
-            <w:tcW w:w="1744" w:type="dxa"/>
-            <w:vAlign w:val="center"/>
-          </w:tcPr>
-          <w:p>
-            <w:pPr>
-              <w:jc w:val="center"/>
-              <w:rPr>
-                <w:color w:val="FF0000"/>
-              </w:rPr>
-            </w:pPr>
-          </w:p>
-        </w:tc>
-        <w:tc>
-          <w:tcPr>
-            <w:tcW w:w="1744" w:type="dxa"/>
-            <w:vAlign w:val="center"/>
-          </w:tcPr>
-          <w:p>
-            <w:pPr>
-              <w:jc w:val="center"/>
-              <w:rPr>
-                <w:color w:val="FF0000"/>
-              </w:rPr>
-            </w:pPr>
-          </w:p>
-        </w:tc>
-        <w:tc>
-          <w:tcPr>
-            <w:tcW w:w="1744" w:type="dxa"/>
-            <w:vAlign w:val="center"/>
-          </w:tcPr>
-          <w:p>
-            <w:pPr>
-              <w:jc w:val="center"/>
-              <w:rPr>
-                <w:color w:val="FF0000"/>
-              </w:rPr>
-            </w:pPr>
-          </w:p>
-        </w:tc>
-      </w:tr>
-      <w:tr>
-        <w:tc>
-          <w:tcPr>
-            <w:tcW w:w="10460" w:type="dxa"/>
+            <w:tcW w:w="9828" w:type="dxa"/>
             <w:gridSpan w:val="6"/>
             <w:vAlign w:val="center"/>
           </w:tcPr>
           <w:p>
             <w:pPr>
               <w:jc w:val="center"/>
-              <w:rPr>
-                <w:color w:val="FF0000"/>
-              </w:rPr>
-            </w:pPr>
-            <w:r>
-              <w:rPr>
-                <w:color w:val="FF0000"/>
-              </w:rPr>
+            </w:pPr>
+            <w:r>
               <w:t>Terbilang : {honorTerbilang}</w:t>
             </w:r>
           </w:p>
         </w:tc>
         <w:tc>
           <w:tcPr>
-            <w:tcW w:w="1744" w:type="dxa"/>
+            <w:tcW w:w="1704" w:type="dxa"/>
             <w:vAlign w:val="center"/>
           </w:tcPr>
           <w:p>
             <w:pPr>
               <w:jc w:val="center"/>
-              <w:rPr>
-                <w:color w:val="FF0000"/>
-              </w:rPr>
-            </w:pPr>
-            <w:r>
-              <w:rPr>
-                <w:color w:val="FF0000"/>
-              </w:rPr>
+            </w:pPr>
+            <w:r>
               <w:t>{honorTotal</w:t>
             </w:r>
             <w:r>
-              <w:rPr>
-                <w:color w:val="FF0000"/>
-              </w:rPr>
               <w:t>All</w:t>
             </w:r>
             <w:r>
-              <w:rPr>
-                <w:color w:val="FF0000"/>
-              </w:rPr>
               <w:t>}</w:t>
             </w:r>
           </w:p>
         </w:tc>
         <w:tc>
           <w:tcPr>
-            <w:tcW w:w="1744" w:type="dxa"/>
+            <w:tcW w:w="2416" w:type="dxa"/>
             <w:shd w:val="clear" w:color="auto" w:fill="7F7F7F" w:themeFill="text1" w:themeFillTint="80"/>
           </w:tcPr>
           <w:p/>
@@ -4542,6 +3782,18 @@
       </w:tblBorders>
     </w:tblPr>
   </w:style>
+  <w:style w:type="character" w:styleId="FollowedHyperlink">
+    <w:name w:val="FollowedHyperlink"/>
+    <w:basedOn w:val="DefaultParagraphFont"/>
+    <w:uiPriority w:val="99"/>
+    <w:semiHidden/>
+    <w:unhideWhenUsed/>
+    <w:rsid w:val="009F2FE8"/>
+    <w:rPr>
+      <w:color w:val="954F72" w:themeColor="followedHyperlink"/>
+      <w:u w:val="single"/>
+    </w:rPr>
+  </w:style>
 </w:styles>
 </file>
 

--- a/servers/apps/surveyact/templates/bast-spk/template-spk.docx
+++ b/servers/apps/surveyact/templates/bast-spk/template-spk.docx
@@ -916,70 +916,7 @@
         <w:jc w:val="both"/>
       </w:pPr>
       <w:r>
-        <w:t xml:space="preserve">Jangka Waktu Perjanjian terhitung </w:t>
-      </w:r>
-      <w:r>
-        <w:t>tanggal</w:t>
-      </w:r>
-      <w:r>
-        <w:t xml:space="preserve"> </w:t>
-      </w:r>
-      <w:r>
-        <w:t>{tanggal</w:t>
-      </w:r>
-      <w:r>
-        <w:t>Mulai</w:t>
-      </w:r>
-      <w:r>
-        <w:t>}</w:t>
-      </w:r>
-      <w:r>
-        <w:t xml:space="preserve"> </w:t>
-      </w:r>
-      <w:r>
-        <w:t>{bula</w:t>
-      </w:r>
-      <w:r>
-        <w:t>n</w:t>
-      </w:r>
-      <w:r>
-        <w:t>}</w:t>
-      </w:r>
-      <w:r>
-        <w:t xml:space="preserve"> </w:t>
-      </w:r>
-      <w:r>
-        <w:t>sampai dengan tanggal</w:t>
-      </w:r>
-      <w:r>
-        <w:t xml:space="preserve"> </w:t>
-      </w:r>
-      <w:r>
-        <w:t>{tanggal</w:t>
-      </w:r>
-      <w:r>
-        <w:t>Selesai</w:t>
-      </w:r>
-      <w:r>
-        <w:t>}</w:t>
-      </w:r>
-      <w:r>
-        <w:t xml:space="preserve"> </w:t>
-      </w:r>
-      <w:r>
-        <w:t>{bulan}</w:t>
-      </w:r>
-      <w:r>
-        <w:t xml:space="preserve"> </w:t>
-      </w:r>
-      <w:r>
-        <w:t>202</w:t>
-      </w:r>
-      <w:r>
-        <w:t>6</w:t>
-      </w:r>
-      <w:r>
-        <w:t>.</w:t>
+        <w:t>Jangka Waktu Perjanjian terhitung tanggal {tanggalMulaiPerjanjian} sampai dengan tanggal {tanggalSelesaiPerjanjian}.</w:t>
       </w:r>
     </w:p>
     <w:p>
@@ -2695,7 +2632,7 @@
               <w:jc w:val="center"/>
             </w:pPr>
             <w:r>
-              <w:t>{tanggalMulai} s.d {tanggalSelesai} {bulan} {tahun}</w:t>
+              <w:t>{jangkaWaktu}</w:t>
             </w:r>
           </w:p>
         </w:tc>

--- a/servers/apps/surveyact/templates/bast-spk/template-spk.docx
+++ b/servers/apps/surveyact/templates/bast-spk/template-spk.docx
@@ -703,7 +703,13 @@
         <w:t xml:space="preserve">6 Bulan </w:t>
       </w:r>
       <w:r>
-        <w:t>{bulan}</w:t>
+        <w:t>{</w:t>
+      </w:r>
+      <w:r>
+        <w:t>bulanPeriode</w:t>
+      </w:r>
+      <w:r>
+        <w:t>}</w:t>
       </w:r>
       <w:r>
         <w:t xml:space="preserve"> pada Badan Pusat Statistik </w:t>
@@ -721,6 +727,7 @@
         <w:rPr>
           <w:b/>
           <w:bCs/>
+          <w:lang w:val="en-US"/>
         </w:rPr>
       </w:pPr>
       <w:r>
@@ -795,7 +802,13 @@
         <w:t xml:space="preserve">6 Bulan </w:t>
       </w:r>
       <w:r>
-        <w:t>{bulan}</w:t>
+        <w:t>{</w:t>
+      </w:r>
+      <w:r>
+        <w:t>bulanPeriode</w:t>
+      </w:r>
+      <w:r>
+        <w:t>}</w:t>
       </w:r>
       <w:r>
         <w:t xml:space="preserve"> </w:t>
@@ -872,7 +885,13 @@
         <w:t xml:space="preserve">6 Bulan </w:t>
       </w:r>
       <w:r>
-        <w:t>{bulan}</w:t>
+        <w:t>{</w:t>
+      </w:r>
+      <w:r>
+        <w:t>bulanPeriode</w:t>
+      </w:r>
+      <w:r>
+        <w:t>}</w:t>
       </w:r>
       <w:r>
         <w:t xml:space="preserve"> pada Badan Pusat Statistik </w:t>
@@ -1017,26 +1036,39 @@
       <w:r>
         <w:t xml:space="preserve">sebesar </w:t>
       </w:r>
-      <w:fldSimple w:instr=" MERGEFIELD Honor ">
-        <w:r>
-          <w:rPr>
-            <w:noProof/>
-          </w:rPr>
-          <w:t xml:space="preserve">Rp. </w:t>
-        </w:r>
-        <w:r>
-          <w:rPr>
-            <w:noProof/>
-          </w:rPr>
-          <w:t>{honorTotalAll}</w:t>
-        </w:r>
-        <w:r>
-          <w:rPr>
-            <w:noProof/>
-          </w:rPr>
-          <w:t>,-</w:t>
-        </w:r>
-      </w:fldSimple>
+      <w:r>
+        <w:fldChar w:fldCharType="begin"/>
+      </w:r>
+      <w:r>
+        <w:instrText xml:space="preserve"> MERGEFIELD Honor </w:instrText>
+      </w:r>
+      <w:r>
+        <w:fldChar w:fldCharType="separate"/>
+      </w:r>
+      <w:r>
+        <w:rPr>
+          <w:noProof/>
+        </w:rPr>
+        <w:t xml:space="preserve">Rp. </w:t>
+      </w:r>
+      <w:r>
+        <w:rPr>
+          <w:noProof/>
+        </w:rPr>
+        <w:t>{honorTotalAll}</w:t>
+      </w:r>
+      <w:r>
+        <w:rPr>
+          <w:noProof/>
+        </w:rPr>
+        <w:t>,-</w:t>
+      </w:r>
+      <w:r>
+        <w:rPr>
+          <w:noProof/>
+        </w:rPr>
+        <w:fldChar w:fldCharType="end"/>
+      </w:r>
       <w:r>
         <w:t xml:space="preserve"> </w:t>
       </w:r>
@@ -1383,26 +1415,39 @@
       <w:r>
         <w:t xml:space="preserve"> </w:t>
       </w:r>
-      <w:fldSimple w:instr=" MERGEFIELD Honor ">
-        <w:r>
-          <w:rPr>
-            <w:noProof/>
-          </w:rPr>
-          <w:t>Rp.</w:t>
-        </w:r>
-        <w:r>
-          <w:rPr>
-            <w:noProof/>
-          </w:rPr>
-          <w:t>{honorTotalAll}</w:t>
-        </w:r>
-        <w:r>
-          <w:rPr>
-            <w:noProof/>
-          </w:rPr>
-          <w:t>,-</w:t>
-        </w:r>
-      </w:fldSimple>
+      <w:r>
+        <w:fldChar w:fldCharType="begin"/>
+      </w:r>
+      <w:r>
+        <w:instrText xml:space="preserve"> MERGEFIELD Honor </w:instrText>
+      </w:r>
+      <w:r>
+        <w:fldChar w:fldCharType="separate"/>
+      </w:r>
+      <w:r>
+        <w:rPr>
+          <w:noProof/>
+        </w:rPr>
+        <w:t>Rp.</w:t>
+      </w:r>
+      <w:r>
+        <w:rPr>
+          <w:noProof/>
+        </w:rPr>
+        <w:t>{honorTotalAll}</w:t>
+      </w:r>
+      <w:r>
+        <w:rPr>
+          <w:noProof/>
+        </w:rPr>
+        <w:t>,-</w:t>
+      </w:r>
+      <w:r>
+        <w:rPr>
+          <w:noProof/>
+        </w:rPr>
+        <w:fldChar w:fldCharType="end"/>
+      </w:r>
       <w:r>
         <w:t xml:space="preserve"> </w:t>
       </w:r>
